--- a/SEA semiconductor infra.docx
+++ b/SEA semiconductor infra.docx
@@ -2784,18 +2784,20 @@
     </w:tbl>
     <w:p>
       <w:pPr>
-        <w:spacing w:after="240" w:before="80"/>
+        <w:spacing w:after="40" w:before="100"/>
       </w:pPr>
       <w:r>
         <w:rPr>
           <w:rFonts w:ascii="Arial" w:cs="Arial" w:eastAsia="Arial" w:hAnsi="Arial"/>
+          <w:b/>
+          <w:bCs/>
           <w:i/>
           <w:iCs/>
           <w:color w:val="595959"/>
           <w:sz w:val="16"/>
           <w:szCs w:val="16"/>
         </w:rPr>
-        <w:t xml:space="preserve">資料來源／備註：</w:t>
+        <w:t xml:space="preserve">資料來源（含連結）：</w:t>
       </w:r>
       <w:r>
         <w:rPr>
@@ -2806,7 +2808,250 @@
           <w:sz w:val="16"/>
           <w:szCs w:val="16"/>
         </w:rPr>
-        <w:t xml:space="preserve">GlobalPetrolPrices (2025/09)；Vietnam Energy Journal/GPP (2025)；Jingsun 五國電價分析 (2026/01)；Philippine StartupNews (2026/04)。亞洲業務電價 Q1 2026 平均約 0.105 USD/kWh（GPP）。標 (est.) 者為估計值，建議向各國電力公司費率表最終查證。</w:t>
+        <w:t xml:space="preserve">（電價）</w:t>
+      </w:r>
+    </w:p>
+    <w:p>
+      <w:pPr>
+        <w:spacing w:after="20"/>
+        <w:ind w:left="240"/>
+      </w:pPr>
+      <w:r>
+        <w:rPr>
+          <w:rFonts w:ascii="Arial" w:cs="Arial" w:eastAsia="Arial" w:hAnsi="Arial"/>
+          <w:color w:val="595959"/>
+          <w:sz w:val="16"/>
+          <w:szCs w:val="16"/>
+        </w:rPr>
+        <w:t xml:space="preserve">• </w:t>
+      </w:r>
+      <w:r>
+        <w:rPr>
+          <w:rFonts w:ascii="Arial" w:cs="Arial" w:eastAsia="Arial" w:hAnsi="Arial"/>
+          <w:color w:val="595959"/>
+          <w:sz w:val="16"/>
+          <w:szCs w:val="16"/>
+        </w:rPr>
+        <w:t xml:space="preserve">GlobalPetrolPrices – Malaysia 電價 (2025/09，商業 0.140 USD)：</w:t>
+      </w:r>
+      <w:hyperlink w:history="1" r:id="rIdsbgm-i_6efwud5njra0hc">
+        <w:r>
+          <w:rPr>
+            <w:rFonts w:ascii="Arial" w:cs="Arial" w:eastAsia="Arial" w:hAnsi="Arial"/>
+            <w:color w:val="1155CC"/>
+            <w:sz w:val="16"/>
+            <w:szCs w:val="16"/>
+            <w:u w:val="single"/>
+          </w:rPr>
+          <w:t xml:space="preserve">https://www.globalpetrolprices.com/Malaysia/electricity_prices/</w:t>
+        </w:r>
+      </w:hyperlink>
+    </w:p>
+    <w:p>
+      <w:pPr>
+        <w:spacing w:after="20"/>
+        <w:ind w:left="240"/>
+      </w:pPr>
+      <w:r>
+        <w:rPr>
+          <w:rFonts w:ascii="Arial" w:cs="Arial" w:eastAsia="Arial" w:hAnsi="Arial"/>
+          <w:color w:val="595959"/>
+          <w:sz w:val="16"/>
+          <w:szCs w:val="16"/>
+        </w:rPr>
+        <w:t xml:space="preserve">• </w:t>
+      </w:r>
+      <w:r>
+        <w:rPr>
+          <w:rFonts w:ascii="Arial" w:cs="Arial" w:eastAsia="Arial" w:hAnsi="Arial"/>
+          <w:color w:val="595959"/>
+          <w:sz w:val="16"/>
+          <w:szCs w:val="16"/>
+        </w:rPr>
+        <w:t xml:space="preserve">GlobalPetrolPrices – 全球電價 (Q1 2026，亞洲業務均 0.105 USD)：</w:t>
+      </w:r>
+      <w:hyperlink w:history="1" r:id="rIdskr00sjlkuowrj8nky-8x">
+        <w:r>
+          <w:rPr>
+            <w:rFonts w:ascii="Arial" w:cs="Arial" w:eastAsia="Arial" w:hAnsi="Arial"/>
+            <w:color w:val="1155CC"/>
+            <w:sz w:val="16"/>
+            <w:szCs w:val="16"/>
+            <w:u w:val="single"/>
+          </w:rPr>
+          <w:t xml:space="preserve">https://www.globalpetrolprices.com/electricity_prices/</w:t>
+        </w:r>
+      </w:hyperlink>
+    </w:p>
+    <w:p>
+      <w:pPr>
+        <w:spacing w:after="20"/>
+        <w:ind w:left="240"/>
+      </w:pPr>
+      <w:r>
+        <w:rPr>
+          <w:rFonts w:ascii="Arial" w:cs="Arial" w:eastAsia="Arial" w:hAnsi="Arial"/>
+          <w:color w:val="595959"/>
+          <w:sz w:val="16"/>
+          <w:szCs w:val="16"/>
+        </w:rPr>
+        <w:t xml:space="preserve">• </w:t>
+      </w:r>
+      <w:r>
+        <w:rPr>
+          <w:rFonts w:ascii="Arial" w:cs="Arial" w:eastAsia="Arial" w:hAnsi="Arial"/>
+          <w:color w:val="595959"/>
+          <w:sz w:val="16"/>
+          <w:szCs w:val="16"/>
+        </w:rPr>
+        <w:t xml:space="preserve">SolarBK/越南能源期刊轉引 GPP – 越南電價 (2025)：</w:t>
+      </w:r>
+      <w:hyperlink w:history="1" r:id="rIdenej3ckvjscfmdtrf_vkn">
+        <w:r>
+          <w:rPr>
+            <w:rFonts w:ascii="Arial" w:cs="Arial" w:eastAsia="Arial" w:hAnsi="Arial"/>
+            <w:color w:val="1155CC"/>
+            <w:sz w:val="16"/>
+            <w:szCs w:val="16"/>
+            <w:u w:val="single"/>
+          </w:rPr>
+          <w:t xml:space="preserve">https://solarbk.vn/en/article/general-news/global-electricity-prices-are-soaring-what-should-vietnamese-households-businesses-do-today.html</w:t>
+        </w:r>
+      </w:hyperlink>
+    </w:p>
+    <w:p>
+      <w:pPr>
+        <w:spacing w:after="20"/>
+        <w:ind w:left="240"/>
+      </w:pPr>
+      <w:r>
+        <w:rPr>
+          <w:rFonts w:ascii="Arial" w:cs="Arial" w:eastAsia="Arial" w:hAnsi="Arial"/>
+          <w:color w:val="595959"/>
+          <w:sz w:val="16"/>
+          <w:szCs w:val="16"/>
+        </w:rPr>
+        <w:t xml:space="preserve">• </w:t>
+      </w:r>
+      <w:r>
+        <w:rPr>
+          <w:rFonts w:ascii="Arial" w:cs="Arial" w:eastAsia="Arial" w:hAnsi="Arial"/>
+          <w:color w:val="595959"/>
+          <w:sz w:val="16"/>
+          <w:szCs w:val="16"/>
+        </w:rPr>
+        <w:t xml:space="preserve">Jingsun – 東南亞五國電價分析 (2026/01)：</w:t>
+      </w:r>
+      <w:hyperlink w:history="1" r:id="rIdqwsn9vwq-vwmdindibee9">
+        <w:r>
+          <w:rPr>
+            <w:rFonts w:ascii="Arial" w:cs="Arial" w:eastAsia="Arial" w:hAnsi="Arial"/>
+            <w:color w:val="1155CC"/>
+            <w:sz w:val="16"/>
+            <w:szCs w:val="16"/>
+            <w:u w:val="single"/>
+          </w:rPr>
+          <w:t xml:space="preserve">https://www.jingsun-power.com/news/summary-analysis-of-electricity-prices-in-five-85389278.html</w:t>
+        </w:r>
+      </w:hyperlink>
+    </w:p>
+    <w:p>
+      <w:pPr>
+        <w:spacing w:after="20"/>
+        <w:ind w:left="240"/>
+      </w:pPr>
+      <w:r>
+        <w:rPr>
+          <w:rFonts w:ascii="Arial" w:cs="Arial" w:eastAsia="Arial" w:hAnsi="Arial"/>
+          <w:color w:val="595959"/>
+          <w:sz w:val="16"/>
+          <w:szCs w:val="16"/>
+        </w:rPr>
+        <w:t xml:space="preserve">• </w:t>
+      </w:r>
+      <w:r>
+        <w:rPr>
+          <w:rFonts w:ascii="Arial" w:cs="Arial" w:eastAsia="Arial" w:hAnsi="Arial"/>
+          <w:color w:val="595959"/>
+          <w:sz w:val="16"/>
+          <w:szCs w:val="16"/>
+        </w:rPr>
+        <w:t xml:space="preserve">StartupNewsPH – 菲律賓電價/電力障礙 (2026/04)：</w:t>
+      </w:r>
+      <w:hyperlink w:history="1" r:id="rIdshnhftcucl8ikrwfh_5fn">
+        <w:r>
+          <w:rPr>
+            <w:rFonts w:ascii="Arial" w:cs="Arial" w:eastAsia="Arial" w:hAnsi="Arial"/>
+            <w:color w:val="1155CC"/>
+            <w:sz w:val="16"/>
+            <w:szCs w:val="16"/>
+            <w:u w:val="single"/>
+          </w:rPr>
+          <w:t xml:space="preserve">https://startupnews.ph/article/philippines-semiconductor-upgrade-deep-tech-startups</w:t>
+        </w:r>
+      </w:hyperlink>
+    </w:p>
+    <w:p>
+      <w:pPr>
+        <w:spacing w:after="20"/>
+        <w:ind w:left="240"/>
+      </w:pPr>
+      <w:r>
+        <w:rPr>
+          <w:rFonts w:ascii="Arial" w:cs="Arial" w:eastAsia="Arial" w:hAnsi="Arial"/>
+          <w:color w:val="595959"/>
+          <w:sz w:val="16"/>
+          <w:szCs w:val="16"/>
+        </w:rPr>
+        <w:t xml:space="preserve">• </w:t>
+      </w:r>
+      <w:r>
+        <w:rPr>
+          <w:rFonts w:ascii="Arial" w:cs="Arial" w:eastAsia="Arial" w:hAnsi="Arial"/>
+          <w:color w:val="595959"/>
+          <w:sz w:val="16"/>
+          <w:szCs w:val="16"/>
+        </w:rPr>
+        <w:t xml:space="preserve">TNB 工商業費率（馬來西亞官方，2025/07 重構後）：</w:t>
+      </w:r>
+      <w:hyperlink w:history="1" r:id="rIdquubtf_wvprbakh_zhtom">
+        <w:r>
+          <w:rPr>
+            <w:rFonts w:ascii="Arial" w:cs="Arial" w:eastAsia="Arial" w:hAnsi="Arial"/>
+            <w:color w:val="1155CC"/>
+            <w:sz w:val="16"/>
+            <w:szCs w:val="16"/>
+            <w:u w:val="single"/>
+          </w:rPr>
+          <w:t xml:space="preserve">https://www.tnb.com.my/commercial-industrial/pricing-tariffs1</w:t>
+        </w:r>
+      </w:hyperlink>
+    </w:p>
+    <w:p>
+      <w:pPr>
+        <w:spacing w:after="240" w:before="40"/>
+      </w:pPr>
+      <w:r>
+        <w:rPr>
+          <w:rFonts w:ascii="Arial" w:cs="Arial" w:eastAsia="Arial" w:hAnsi="Arial"/>
+          <w:i/>
+          <w:iCs/>
+          <w:color w:val="595959"/>
+          <w:sz w:val="16"/>
+          <w:szCs w:val="16"/>
+        </w:rPr>
+        <w:t xml:space="preserve">備註：</w:t>
+      </w:r>
+      <w:r>
+        <w:rPr>
+          <w:rFonts w:ascii="Arial" w:cs="Arial" w:eastAsia="Arial" w:hAnsi="Arial"/>
+          <w:i/>
+          <w:iCs/>
+          <w:color w:val="595959"/>
+          <w:sz w:val="16"/>
+          <w:szCs w:val="16"/>
+        </w:rPr>
+        <w:t xml:space="preserve">泰國、印尼工業電價標 (est.) 為估計區間，建議向 MEA/PEA（泰）、PLN（印尼）官方費率表最終查證。</w:t>
       </w:r>
     </w:p>
     <w:p>
@@ -3684,18 +3929,20 @@
     </w:tbl>
     <w:p>
       <w:pPr>
-        <w:spacing w:after="240" w:before="80"/>
+        <w:spacing w:after="40" w:before="100"/>
       </w:pPr>
       <w:r>
         <w:rPr>
           <w:rFonts w:ascii="Arial" w:cs="Arial" w:eastAsia="Arial" w:hAnsi="Arial"/>
+          <w:b/>
+          <w:bCs/>
           <w:i/>
           <w:iCs/>
           <w:color w:val="595959"/>
           <w:sz w:val="16"/>
           <w:szCs w:val="16"/>
         </w:rPr>
-        <w:t xml:space="preserve">資料來源／備註：</w:t>
+        <w:t xml:space="preserve">資料來源（含連結）：</w:t>
       </w:r>
       <w:r>
         <w:rPr>
@@ -3706,7 +3953,178 @@
           <w:sz w:val="16"/>
           <w:szCs w:val="16"/>
         </w:rPr>
-        <w:t xml:space="preserve">World Bank Doing Business（停電時數，2020，量測各國最大商業城市）；World Bank Enterprise Surveys（遭遇停電企業比例，2023–2024，轉引自 Philstar 2025/08）；Ember (2026)：2015–2020 ASEAN 平均 SAIDI 由 13 小時降至約 5 小時。各國可得最新單點 SAIDI（口徑不一、不可直接互比）：馬來西亞半島約 48 分鐘/年(2019, ST/TNB)；菲律賓 Meralco 約 51 分鐘(2023, 排程維護, ERC)，但外省電業合作社可達 20+ 小時。Indonesia 離島數據：Kunaifi &amp; Reinders 2018。註：經查證，2023–2025 各國逐年可比 SAIDI 數列因各監理機關定義差異無法乾淨取得，故主表仍採 2020 World Bank 統一口徑。</w:t>
+        <w:t xml:space="preserve">（電力穩定度）</w:t>
+      </w:r>
+    </w:p>
+    <w:p>
+      <w:pPr>
+        <w:spacing w:after="20"/>
+        <w:ind w:left="240"/>
+      </w:pPr>
+      <w:r>
+        <w:rPr>
+          <w:rFonts w:ascii="Arial" w:cs="Arial" w:eastAsia="Arial" w:hAnsi="Arial"/>
+          <w:color w:val="595959"/>
+          <w:sz w:val="16"/>
+          <w:szCs w:val="16"/>
+        </w:rPr>
+        <w:t xml:space="preserve">• </w:t>
+      </w:r>
+      <w:r>
+        <w:rPr>
+          <w:rFonts w:ascii="Arial" w:cs="Arial" w:eastAsia="Arial" w:hAnsi="Arial"/>
+          <w:color w:val="595959"/>
+          <w:sz w:val="16"/>
+          <w:szCs w:val="16"/>
+        </w:rPr>
+        <w:t xml:space="preserve">Energy Watch – 馬/越/印尼/菲停電時數 (World Bank Doing Business 2020) 與馬 SAIDI 48 分鐘(2019)：</w:t>
+      </w:r>
+      <w:hyperlink w:history="1" r:id="rId3e_2yx1eag0batcvylzol">
+        <w:r>
+          <w:rPr>
+            <w:rFonts w:ascii="Arial" w:cs="Arial" w:eastAsia="Arial" w:hAnsi="Arial"/>
+            <w:color w:val="1155CC"/>
+            <w:sz w:val="16"/>
+            <w:szCs w:val="16"/>
+            <w:u w:val="single"/>
+          </w:rPr>
+          <w:t xml:space="preserve">https://www.energywatch.com.my/blog/2021/06/11/a-brighter-future-for-reliable-power-in-malaysia/</w:t>
+        </w:r>
+      </w:hyperlink>
+    </w:p>
+    <w:p>
+      <w:pPr>
+        <w:spacing w:after="20"/>
+        <w:ind w:left="240"/>
+      </w:pPr>
+      <w:r>
+        <w:rPr>
+          <w:rFonts w:ascii="Arial" w:cs="Arial" w:eastAsia="Arial" w:hAnsi="Arial"/>
+          <w:color w:val="595959"/>
+          <w:sz w:val="16"/>
+          <w:szCs w:val="16"/>
+        </w:rPr>
+        <w:t xml:space="preserve">• </w:t>
+      </w:r>
+      <w:r>
+        <w:rPr>
+          <w:rFonts w:ascii="Arial" w:cs="Arial" w:eastAsia="Arial" w:hAnsi="Arial"/>
+          <w:color w:val="595959"/>
+          <w:sz w:val="16"/>
+          <w:szCs w:val="16"/>
+        </w:rPr>
+        <w:t xml:space="preserve">Philstar – 各國遭遇停電企業比例 (World Bank Enterprise Surveys 2023–24)、菲 Meralco SAIDI：</w:t>
+      </w:r>
+      <w:hyperlink w:history="1" r:id="rIdjqjydrgkjtlku5qnejkuh">
+        <w:r>
+          <w:rPr>
+            <w:rFonts w:ascii="Arial" w:cs="Arial" w:eastAsia="Arial" w:hAnsi="Arial"/>
+            <w:color w:val="1155CC"/>
+            <w:sz w:val="16"/>
+            <w:szCs w:val="16"/>
+            <w:u w:val="single"/>
+          </w:rPr>
+          <w:t xml:space="preserve">https://www.philstar.com/business/2025/08/14/2465256/stable-electricity-prices-and-growth</w:t>
+        </w:r>
+      </w:hyperlink>
+    </w:p>
+    <w:p>
+      <w:pPr>
+        <w:spacing w:after="20"/>
+        <w:ind w:left="240"/>
+      </w:pPr>
+      <w:r>
+        <w:rPr>
+          <w:rFonts w:ascii="Arial" w:cs="Arial" w:eastAsia="Arial" w:hAnsi="Arial"/>
+          <w:color w:val="595959"/>
+          <w:sz w:val="16"/>
+          <w:szCs w:val="16"/>
+        </w:rPr>
+        <w:t xml:space="preserve">• </w:t>
+      </w:r>
+      <w:r>
+        <w:rPr>
+          <w:rFonts w:ascii="Arial" w:cs="Arial" w:eastAsia="Arial" w:hAnsi="Arial"/>
+          <w:color w:val="595959"/>
+          <w:sz w:val="16"/>
+          <w:szCs w:val="16"/>
+        </w:rPr>
+        <w:t xml:space="preserve">Ember – ASEAN 電網可靠度趨勢 (2015–2020 SAIDI 由 13→約 5 小時)：</w:t>
+      </w:r>
+      <w:hyperlink w:history="1" r:id="rId7nwnwbw7zsuhn_sc7tyyw">
+        <w:r>
+          <w:rPr>
+            <w:rFonts w:ascii="Arial" w:cs="Arial" w:eastAsia="Arial" w:hAnsi="Arial"/>
+            <w:color w:val="1155CC"/>
+            <w:sz w:val="16"/>
+            <w:szCs w:val="16"/>
+            <w:u w:val="single"/>
+          </w:rPr>
+          <w:t xml:space="preserve">https://ember-energy.org/latest-insights/aseans-low-carbon-future-flows-through-smart-grids/reliable-grids-are-key-to-sustaining-aseans-econom/</w:t>
+        </w:r>
+      </w:hyperlink>
+    </w:p>
+    <w:p>
+      <w:pPr>
+        <w:spacing w:after="20"/>
+        <w:ind w:left="240"/>
+      </w:pPr>
+      <w:r>
+        <w:rPr>
+          <w:rFonts w:ascii="Arial" w:cs="Arial" w:eastAsia="Arial" w:hAnsi="Arial"/>
+          <w:color w:val="595959"/>
+          <w:sz w:val="16"/>
+          <w:szCs w:val="16"/>
+        </w:rPr>
+        <w:t xml:space="preserve">• </w:t>
+      </w:r>
+      <w:r>
+        <w:rPr>
+          <w:rFonts w:ascii="Arial" w:cs="Arial" w:eastAsia="Arial" w:hAnsi="Arial"/>
+          <w:color w:val="595959"/>
+          <w:sz w:val="16"/>
+          <w:szCs w:val="16"/>
+        </w:rPr>
+        <w:t xml:space="preserve">ResearchGate – 印尼離島 SAIDI (Kunaifi &amp; Reinders 2018)：</w:t>
+      </w:r>
+      <w:hyperlink w:history="1" r:id="rIdqmr9jgugy8c1cxrx_v5gr">
+        <w:r>
+          <w:rPr>
+            <w:rFonts w:ascii="Arial" w:cs="Arial" w:eastAsia="Arial" w:hAnsi="Arial"/>
+            <w:color w:val="1155CC"/>
+            <w:sz w:val="16"/>
+            <w:szCs w:val="16"/>
+            <w:u w:val="single"/>
+          </w:rPr>
+          <w:t xml:space="preserve">https://www.researchgate.net/publication/322323216_Perceived_and_Reported_Reliability_of_the_Electricity_Supply_at_Three_Urban_Locations_in_Indonesia</w:t>
+        </w:r>
+      </w:hyperlink>
+    </w:p>
+    <w:p>
+      <w:pPr>
+        <w:spacing w:after="240" w:before="40"/>
+      </w:pPr>
+      <w:r>
+        <w:rPr>
+          <w:rFonts w:ascii="Arial" w:cs="Arial" w:eastAsia="Arial" w:hAnsi="Arial"/>
+          <w:i/>
+          <w:iCs/>
+          <w:color w:val="595959"/>
+          <w:sz w:val="16"/>
+          <w:szCs w:val="16"/>
+        </w:rPr>
+        <w:t xml:space="preserve">備註：</w:t>
+      </w:r>
+      <w:r>
+        <w:rPr>
+          <w:rFonts w:ascii="Arial" w:cs="Arial" w:eastAsia="Arial" w:hAnsi="Arial"/>
+          <w:i/>
+          <w:iCs/>
+          <w:color w:val="595959"/>
+          <w:sz w:val="16"/>
+          <w:szCs w:val="16"/>
+        </w:rPr>
+        <w:t xml:space="preserve">經查證，2023–2025 各國逐年可比 SAIDI 數列因各監理機關定義差異無法乾淨取得，故主表採 2020 World Bank 統一口徑；上列單點值口徑不一，不可直接互比。</w:t>
       </w:r>
     </w:p>
     <w:p>
@@ -4578,18 +4996,20 @@
     </w:tbl>
     <w:p>
       <w:pPr>
-        <w:spacing w:after="240" w:before="80"/>
+        <w:spacing w:after="40" w:before="100"/>
       </w:pPr>
       <w:r>
         <w:rPr>
           <w:rFonts w:ascii="Arial" w:cs="Arial" w:eastAsia="Arial" w:hAnsi="Arial"/>
+          <w:b/>
+          <w:bCs/>
           <w:i/>
           <w:iCs/>
           <w:color w:val="595959"/>
           <w:sz w:val="16"/>
           <w:szCs w:val="16"/>
         </w:rPr>
-        <w:t xml:space="preserve">資料來源／備註：</w:t>
+        <w:t xml:space="preserve">資料來源（含連結）：</w:t>
       </w:r>
       <w:r>
         <w:rPr>
@@ -4600,7 +5020,236 @@
           <w:sz w:val="16"/>
           <w:szCs w:val="16"/>
         </w:rPr>
-        <w:t xml:space="preserve">Mordor Intelligence（馬來西亞，2025/10）；VnExpress、Stanton Chase、3D InCites（越南/泰國）；SEMI（泰國，2025/10）；OECD《Philippine Semiconductor Ecosystem》(2024)；ASEAN-BAC (2025/11)；Indonesia Semiconductor Task Force 報告。</w:t>
+        <w:t xml:space="preserve">（產業聚落）</w:t>
+      </w:r>
+    </w:p>
+    <w:p>
+      <w:pPr>
+        <w:spacing w:after="20"/>
+        <w:ind w:left="240"/>
+      </w:pPr>
+      <w:r>
+        <w:rPr>
+          <w:rFonts w:ascii="Arial" w:cs="Arial" w:eastAsia="Arial" w:hAnsi="Arial"/>
+          <w:color w:val="595959"/>
+          <w:sz w:val="16"/>
+          <w:szCs w:val="16"/>
+        </w:rPr>
+        <w:t xml:space="preserve">• </w:t>
+      </w:r>
+      <w:r>
+        <w:rPr>
+          <w:rFonts w:ascii="Arial" w:cs="Arial" w:eastAsia="Arial" w:hAnsi="Arial"/>
+          <w:color w:val="595959"/>
+          <w:sz w:val="16"/>
+          <w:szCs w:val="16"/>
+        </w:rPr>
+        <w:t xml:space="preserve">Mordor Intelligence – 馬來西亞半導體市場 (Penang 350+ 外企、全球後段 13%)：</w:t>
+      </w:r>
+      <w:hyperlink w:history="1" r:id="rIdtdjew00tzab2qin-ii4jw">
+        <w:r>
+          <w:rPr>
+            <w:rFonts w:ascii="Arial" w:cs="Arial" w:eastAsia="Arial" w:hAnsi="Arial"/>
+            <w:color w:val="1155CC"/>
+            <w:sz w:val="16"/>
+            <w:szCs w:val="16"/>
+            <w:u w:val="single"/>
+          </w:rPr>
+          <w:t xml:space="preserve">https://www.mordorintelligence.com/industry-reports/malaysia-semiconductor-market</w:t>
+        </w:r>
+      </w:hyperlink>
+    </w:p>
+    <w:p>
+      <w:pPr>
+        <w:spacing w:after="20"/>
+        <w:ind w:left="240"/>
+      </w:pPr>
+      <w:r>
+        <w:rPr>
+          <w:rFonts w:ascii="Arial" w:cs="Arial" w:eastAsia="Arial" w:hAnsi="Arial"/>
+          <w:color w:val="595959"/>
+          <w:sz w:val="16"/>
+          <w:szCs w:val="16"/>
+        </w:rPr>
+        <w:t xml:space="preserve">• </w:t>
+      </w:r>
+      <w:r>
+        <w:rPr>
+          <w:rFonts w:ascii="Arial" w:cs="Arial" w:eastAsia="Arial" w:hAnsi="Arial"/>
+          <w:color w:val="595959"/>
+          <w:sz w:val="16"/>
+          <w:szCs w:val="16"/>
+        </w:rPr>
+        <w:t xml:space="preserve">VnExpress – 越南半導體生態與 IC 設計公司數 (2025/11)：</w:t>
+      </w:r>
+      <w:hyperlink w:history="1" r:id="rIdep4egsczjjbvpi2xo6x8q">
+        <w:r>
+          <w:rPr>
+            <w:rFonts w:ascii="Arial" w:cs="Arial" w:eastAsia="Arial" w:hAnsi="Arial"/>
+            <w:color w:val="1155CC"/>
+            <w:sz w:val="16"/>
+            <w:szCs w:val="16"/>
+            <w:u w:val="single"/>
+          </w:rPr>
+          <w:t xml:space="preserve">https://e.vnexpress.net/news/tech/vietnam-innovation/vietnam-to-have-50-000-semiconductor-engineers-we-worry-about-shortages-not-surpluses-4963014.html</w:t>
+        </w:r>
+      </w:hyperlink>
+    </w:p>
+    <w:p>
+      <w:pPr>
+        <w:spacing w:after="20"/>
+        <w:ind w:left="240"/>
+      </w:pPr>
+      <w:r>
+        <w:rPr>
+          <w:rFonts w:ascii="Arial" w:cs="Arial" w:eastAsia="Arial" w:hAnsi="Arial"/>
+          <w:color w:val="595959"/>
+          <w:sz w:val="16"/>
+          <w:szCs w:val="16"/>
+        </w:rPr>
+        <w:t xml:space="preserve">• </w:t>
+      </w:r>
+      <w:r>
+        <w:rPr>
+          <w:rFonts w:ascii="Arial" w:cs="Arial" w:eastAsia="Arial" w:hAnsi="Arial"/>
+          <w:color w:val="595959"/>
+          <w:sz w:val="16"/>
+          <w:szCs w:val="16"/>
+        </w:rPr>
+        <w:t xml:space="preserve">SEMI – 泰國半導體策略與 EEC/Lamphun 聚落 (2025/10)：</w:t>
+      </w:r>
+      <w:hyperlink w:history="1" r:id="rIdtd2wlkaoexrpy-fe77i0f">
+        <w:r>
+          <w:rPr>
+            <w:rFonts w:ascii="Arial" w:cs="Arial" w:eastAsia="Arial" w:hAnsi="Arial"/>
+            <w:color w:val="1155CC"/>
+            <w:sz w:val="16"/>
+            <w:szCs w:val="16"/>
+            <w:u w:val="single"/>
+          </w:rPr>
+          <w:t xml:space="preserve">https://www.semi.org/sea/blogs/October-2025</w:t>
+        </w:r>
+      </w:hyperlink>
+    </w:p>
+    <w:p>
+      <w:pPr>
+        <w:spacing w:after="20"/>
+        <w:ind w:left="240"/>
+      </w:pPr>
+      <w:r>
+        <w:rPr>
+          <w:rFonts w:ascii="Arial" w:cs="Arial" w:eastAsia="Arial" w:hAnsi="Arial"/>
+          <w:color w:val="595959"/>
+          <w:sz w:val="16"/>
+          <w:szCs w:val="16"/>
+        </w:rPr>
+        <w:t xml:space="preserve">• </w:t>
+      </w:r>
+      <w:r>
+        <w:rPr>
+          <w:rFonts w:ascii="Arial" w:cs="Arial" w:eastAsia="Arial" w:hAnsi="Arial"/>
+          <w:color w:val="595959"/>
+          <w:sz w:val="16"/>
+          <w:szCs w:val="16"/>
+        </w:rPr>
+        <w:t xml:space="preserve">3D InCites – 泰國 PCB/HDD 與供應鏈 (2025/07)：</w:t>
+      </w:r>
+      <w:hyperlink w:history="1" r:id="rIdvz_3a-lozdoegqtlh-r4f">
+        <w:r>
+          <w:rPr>
+            <w:rFonts w:ascii="Arial" w:cs="Arial" w:eastAsia="Arial" w:hAnsi="Arial"/>
+            <w:color w:val="1155CC"/>
+            <w:sz w:val="16"/>
+            <w:szCs w:val="16"/>
+            <w:u w:val="single"/>
+          </w:rPr>
+          <w:t xml:space="preserve">https://www.3dincites.com/2025/07/thailand-an-emerging-force-in-the-semiconductor-supply-chain/</w:t>
+        </w:r>
+      </w:hyperlink>
+    </w:p>
+    <w:p>
+      <w:pPr>
+        <w:spacing w:after="20"/>
+        <w:ind w:left="240"/>
+      </w:pPr>
+      <w:r>
+        <w:rPr>
+          <w:rFonts w:ascii="Arial" w:cs="Arial" w:eastAsia="Arial" w:hAnsi="Arial"/>
+          <w:color w:val="595959"/>
+          <w:sz w:val="16"/>
+          <w:szCs w:val="16"/>
+        </w:rPr>
+        <w:t xml:space="preserve">• </w:t>
+      </w:r>
+      <w:r>
+        <w:rPr>
+          <w:rFonts w:ascii="Arial" w:cs="Arial" w:eastAsia="Arial" w:hAnsi="Arial"/>
+          <w:color w:val="595959"/>
+          <w:sz w:val="16"/>
+          <w:szCs w:val="16"/>
+        </w:rPr>
+        <w:t xml:space="preserve">OECD – 菲律賓半導體生態 (ATP、73% SMS/27% EMS)：</w:t>
+      </w:r>
+      <w:hyperlink w:history="1" r:id="rId29qysfsg8umudzmjc5gfl">
+        <w:r>
+          <w:rPr>
+            <w:rFonts w:ascii="Arial" w:cs="Arial" w:eastAsia="Arial" w:hAnsi="Arial"/>
+            <w:color w:val="1155CC"/>
+            <w:sz w:val="16"/>
+            <w:szCs w:val="16"/>
+            <w:u w:val="single"/>
+          </w:rPr>
+          <w:t xml:space="preserve">https://www.oecd.org/en/publications/promoting-the-growth-of-the-semiconductor-ecosystem-in-the-philippines_01497fea-en/full-report/examining-the-domestic-philippine-semiconductor-ecosystem-with-a-focus-on-assembly-testing-and-packaging_be2bc7eb.html</w:t>
+        </w:r>
+      </w:hyperlink>
+    </w:p>
+    <w:p>
+      <w:pPr>
+        <w:spacing w:after="20"/>
+        <w:ind w:left="240"/>
+      </w:pPr>
+      <w:r>
+        <w:rPr>
+          <w:rFonts w:ascii="Arial" w:cs="Arial" w:eastAsia="Arial" w:hAnsi="Arial"/>
+          <w:color w:val="595959"/>
+          <w:sz w:val="16"/>
+          <w:szCs w:val="16"/>
+        </w:rPr>
+        <w:t xml:space="preserve">• </w:t>
+      </w:r>
+      <w:r>
+        <w:rPr>
+          <w:rFonts w:ascii="Arial" w:cs="Arial" w:eastAsia="Arial" w:hAnsi="Arial"/>
+          <w:color w:val="595959"/>
+          <w:sz w:val="16"/>
+          <w:szCs w:val="16"/>
+        </w:rPr>
+        <w:t xml:space="preserve">ASEAN-BAC – 菲律賓角色與區域互補 (2025/11)：</w:t>
+      </w:r>
+      <w:hyperlink w:history="1" r:id="rIdfr0auhilmdyzzdb3a4nap">
+        <w:r>
+          <w:rPr>
+            <w:rFonts w:ascii="Arial" w:cs="Arial" w:eastAsia="Arial" w:hAnsi="Arial"/>
+            <w:color w:val="1155CC"/>
+            <w:sz w:val="16"/>
+            <w:szCs w:val="16"/>
+            <w:u w:val="single"/>
+          </w:rPr>
+          <w:t xml:space="preserve">https://asean-bac.org/news-and-press-releases/asean-s-emerging-semiconductor-giant-the-philippines-rising-role-in-the-global-supply-chain</w:t>
+        </w:r>
+      </w:hyperlink>
+    </w:p>
+    <w:p>
+      <w:pPr>
+        <w:spacing w:after="200"/>
+      </w:pPr>
+      <w:r>
+        <w:rPr>
+          <w:rFonts w:ascii="Arial" w:cs="Arial" w:eastAsia="Arial" w:hAnsi="Arial"/>
+          <w:sz w:val="4"/>
+          <w:szCs w:val="4"/>
+        </w:rPr>
+        <w:t xml:space="preserve"/>
       </w:r>
     </w:p>
     <w:p>
@@ -5278,18 +5927,20 @@
     </w:tbl>
     <w:p>
       <w:pPr>
-        <w:spacing w:after="240" w:before="80"/>
+        <w:spacing w:after="40" w:before="100"/>
       </w:pPr>
       <w:r>
         <w:rPr>
           <w:rFonts w:ascii="Arial" w:cs="Arial" w:eastAsia="Arial" w:hAnsi="Arial"/>
+          <w:b/>
+          <w:bCs/>
           <w:i/>
           <w:iCs/>
           <w:color w:val="595959"/>
           <w:sz w:val="16"/>
           <w:szCs w:val="16"/>
         </w:rPr>
-        <w:t xml:space="preserve">資料來源／備註：</w:t>
+        <w:t xml:space="preserve">資料來源（含連結）：</w:t>
       </w:r>
       <w:r>
         <w:rPr>
@@ -5300,7 +5951,178 @@
           <w:sz w:val="16"/>
           <w:szCs w:val="16"/>
         </w:rPr>
-        <w:t xml:space="preserve">Mordor Intelligence、CT Semiconductor、OECD、Indonesia Semiconductor Industry 報告（Silica Downstreaming Roadmap）。本面向缺乏統一量化指標，以在地化程度定性彙整。</w:t>
+        <w:t xml:space="preserve">（原料供應）</w:t>
+      </w:r>
+    </w:p>
+    <w:p>
+      <w:pPr>
+        <w:spacing w:after="20"/>
+        <w:ind w:left="240"/>
+      </w:pPr>
+      <w:r>
+        <w:rPr>
+          <w:rFonts w:ascii="Arial" w:cs="Arial" w:eastAsia="Arial" w:hAnsi="Arial"/>
+          <w:color w:val="595959"/>
+          <w:sz w:val="16"/>
+          <w:szCs w:val="16"/>
+        </w:rPr>
+        <w:t xml:space="preserve">• </w:t>
+      </w:r>
+      <w:r>
+        <w:rPr>
+          <w:rFonts w:ascii="Arial" w:cs="Arial" w:eastAsia="Arial" w:hAnsi="Arial"/>
+          <w:color w:val="595959"/>
+          <w:sz w:val="16"/>
+          <w:szCs w:val="16"/>
+        </w:rPr>
+        <w:t xml:space="preserve">Mordor Intelligence – 馬來西亞後段耗材/設備共址：</w:t>
+      </w:r>
+      <w:hyperlink w:history="1" r:id="rIdyxtf4-wqipg4tnnmkgwbr">
+        <w:r>
+          <w:rPr>
+            <w:rFonts w:ascii="Arial" w:cs="Arial" w:eastAsia="Arial" w:hAnsi="Arial"/>
+            <w:color w:val="1155CC"/>
+            <w:sz w:val="16"/>
+            <w:szCs w:val="16"/>
+            <w:u w:val="single"/>
+          </w:rPr>
+          <w:t xml:space="preserve">https://www.mordorintelligence.com/industry-reports/malaysia-semiconductor-market</w:t>
+        </w:r>
+      </w:hyperlink>
+    </w:p>
+    <w:p>
+      <w:pPr>
+        <w:spacing w:after="20"/>
+        <w:ind w:left="240"/>
+      </w:pPr>
+      <w:r>
+        <w:rPr>
+          <w:rFonts w:ascii="Arial" w:cs="Arial" w:eastAsia="Arial" w:hAnsi="Arial"/>
+          <w:color w:val="595959"/>
+          <w:sz w:val="16"/>
+          <w:szCs w:val="16"/>
+        </w:rPr>
+        <w:t xml:space="preserve">• </w:t>
+      </w:r>
+      <w:r>
+        <w:rPr>
+          <w:rFonts w:ascii="Arial" w:cs="Arial" w:eastAsia="Arial" w:hAnsi="Arial"/>
+          <w:color w:val="595959"/>
+          <w:sz w:val="16"/>
+          <w:szCs w:val="16"/>
+        </w:rPr>
+        <w:t xml:space="preserve">CT Semiconductor – 越南材料/設備外企家數：</w:t>
+      </w:r>
+      <w:hyperlink w:history="1" r:id="rIdwoomvr2ha1oefgll9z_yy">
+        <w:r>
+          <w:rPr>
+            <w:rFonts w:ascii="Arial" w:cs="Arial" w:eastAsia="Arial" w:hAnsi="Arial"/>
+            <w:color w:val="1155CC"/>
+            <w:sz w:val="16"/>
+            <w:szCs w:val="16"/>
+            <w:u w:val="single"/>
+          </w:rPr>
+          <w:t xml:space="preserve">https://ctsemiconductor.com/2386-2/</w:t>
+        </w:r>
+      </w:hyperlink>
+    </w:p>
+    <w:p>
+      <w:pPr>
+        <w:spacing w:after="20"/>
+        <w:ind w:left="240"/>
+      </w:pPr>
+      <w:r>
+        <w:rPr>
+          <w:rFonts w:ascii="Arial" w:cs="Arial" w:eastAsia="Arial" w:hAnsi="Arial"/>
+          <w:color w:val="595959"/>
+          <w:sz w:val="16"/>
+          <w:szCs w:val="16"/>
+        </w:rPr>
+        <w:t xml:space="preserve">• </w:t>
+      </w:r>
+      <w:r>
+        <w:rPr>
+          <w:rFonts w:ascii="Arial" w:cs="Arial" w:eastAsia="Arial" w:hAnsi="Arial"/>
+          <w:color w:val="595959"/>
+          <w:sz w:val="16"/>
+          <w:szCs w:val="16"/>
+        </w:rPr>
+        <w:t xml:space="preserve">Evidence Fund – 印尼半導體（矽砂下游化 Roadmap 2025–2035）：</w:t>
+      </w:r>
+      <w:hyperlink w:history="1" r:id="rIdb_fnvdrsx6rq4j33f517-">
+        <w:r>
+          <w:rPr>
+            <w:rFonts w:ascii="Arial" w:cs="Arial" w:eastAsia="Arial" w:hAnsi="Arial"/>
+            <w:color w:val="1155CC"/>
+            <w:sz w:val="16"/>
+            <w:szCs w:val="16"/>
+            <w:u w:val="single"/>
+          </w:rPr>
+          <w:t xml:space="preserve">https://www.evidencefund.com/lib/4T9D9I4V/download/QP7SDYDG</w:t>
+        </w:r>
+      </w:hyperlink>
+    </w:p>
+    <w:p>
+      <w:pPr>
+        <w:spacing w:after="20"/>
+        <w:ind w:left="240"/>
+      </w:pPr>
+      <w:r>
+        <w:rPr>
+          <w:rFonts w:ascii="Arial" w:cs="Arial" w:eastAsia="Arial" w:hAnsi="Arial"/>
+          <w:color w:val="595959"/>
+          <w:sz w:val="16"/>
+          <w:szCs w:val="16"/>
+        </w:rPr>
+        <w:t xml:space="preserve">• </w:t>
+      </w:r>
+      <w:r>
+        <w:rPr>
+          <w:rFonts w:ascii="Arial" w:cs="Arial" w:eastAsia="Arial" w:hAnsi="Arial"/>
+          <w:color w:val="595959"/>
+          <w:sz w:val="16"/>
+          <w:szCs w:val="16"/>
+        </w:rPr>
+        <w:t xml:space="preserve">OECD – 菲律賓 ATP 耗材與設備依賴進口：</w:t>
+      </w:r>
+      <w:hyperlink w:history="1" r:id="rIdosk10de9jmjpghmzwhoep">
+        <w:r>
+          <w:rPr>
+            <w:rFonts w:ascii="Arial" w:cs="Arial" w:eastAsia="Arial" w:hAnsi="Arial"/>
+            <w:color w:val="1155CC"/>
+            <w:sz w:val="16"/>
+            <w:szCs w:val="16"/>
+            <w:u w:val="single"/>
+          </w:rPr>
+          <w:t xml:space="preserve">https://www.oecd.org/content/dam/oecd/en/publications/reports/2024/12/promoting-the-growth-of-the-semiconductor-ecosystem-in-the-philippines_6e0445d6/01497fea-en.pdf</w:t>
+        </w:r>
+      </w:hyperlink>
+    </w:p>
+    <w:p>
+      <w:pPr>
+        <w:spacing w:after="240" w:before="40"/>
+      </w:pPr>
+      <w:r>
+        <w:rPr>
+          <w:rFonts w:ascii="Arial" w:cs="Arial" w:eastAsia="Arial" w:hAnsi="Arial"/>
+          <w:i/>
+          <w:iCs/>
+          <w:color w:val="595959"/>
+          <w:sz w:val="16"/>
+          <w:szCs w:val="16"/>
+        </w:rPr>
+        <w:t xml:space="preserve">備註：</w:t>
+      </w:r>
+      <w:r>
+        <w:rPr>
+          <w:rFonts w:ascii="Arial" w:cs="Arial" w:eastAsia="Arial" w:hAnsi="Arial"/>
+          <w:i/>
+          <w:iCs/>
+          <w:color w:val="595959"/>
+          <w:sz w:val="16"/>
+          <w:szCs w:val="16"/>
+        </w:rPr>
+        <w:t xml:space="preserve">本面向缺乏統一量化指標，以在地化程度定性彙整。</w:t>
       </w:r>
     </w:p>
     <w:p>
@@ -6195,18 +7017,20 @@
     </w:tbl>
     <w:p>
       <w:pPr>
-        <w:spacing w:after="240" w:before="80"/>
+        <w:spacing w:after="40" w:before="100"/>
       </w:pPr>
       <w:r>
         <w:rPr>
           <w:rFonts w:ascii="Arial" w:cs="Arial" w:eastAsia="Arial" w:hAnsi="Arial"/>
+          <w:b/>
+          <w:bCs/>
           <w:i/>
           <w:iCs/>
           <w:color w:val="595959"/>
           <w:sz w:val="16"/>
           <w:szCs w:val="16"/>
         </w:rPr>
-        <w:t xml:space="preserve">資料來源／備註：</w:t>
+        <w:t xml:space="preserve">資料來源（含連結）：</w:t>
       </w:r>
       <w:r>
         <w:rPr>
@@ -6217,7 +7041,286 @@
           <w:sz w:val="16"/>
           <w:szCs w:val="16"/>
         </w:rPr>
-        <w:t xml:space="preserve">馬：WireUnwired、Mordor、CNA、Stanton Chase (2025/11)。越：VnExpress (2025/11)、VietnamPlus (2025/12)、British Council。泰：3D InCites、SEMI (2025)。菲：ASEAN-BAC、StartupNewsPH、BOI、OECD。印尼：Semiconductor Task Force 報告。</w:t>
+        <w:t xml:space="preserve">（人才供給）</w:t>
+      </w:r>
+    </w:p>
+    <w:p>
+      <w:pPr>
+        <w:spacing w:after="20"/>
+        <w:ind w:left="240"/>
+      </w:pPr>
+      <w:r>
+        <w:rPr>
+          <w:rFonts w:ascii="Arial" w:cs="Arial" w:eastAsia="Arial" w:hAnsi="Arial"/>
+          <w:color w:val="595959"/>
+          <w:sz w:val="16"/>
+          <w:szCs w:val="16"/>
+        </w:rPr>
+        <w:t xml:space="preserve">• </w:t>
+      </w:r>
+      <w:r>
+        <w:rPr>
+          <w:rFonts w:ascii="Arial" w:cs="Arial" w:eastAsia="Arial" w:hAnsi="Arial"/>
+          <w:color w:val="595959"/>
+          <w:sz w:val="16"/>
+          <w:szCs w:val="16"/>
+        </w:rPr>
+        <w:t xml:space="preserve">WireUnwired – 馬來西亞 5,000 工程畢業 vs 50,000 需求：</w:t>
+      </w:r>
+      <w:hyperlink w:history="1" r:id="rIdgjxp_ij9lydo4eprbevmy">
+        <w:r>
+          <w:rPr>
+            <w:rFonts w:ascii="Arial" w:cs="Arial" w:eastAsia="Arial" w:hAnsi="Arial"/>
+            <w:color w:val="1155CC"/>
+            <w:sz w:val="16"/>
+            <w:szCs w:val="16"/>
+            <w:u w:val="single"/>
+          </w:rPr>
+          <w:t xml:space="preserve">https://wireunwired.com/malaysia-semiconductor-talent-gap-is-holding-nations-semiconductor-push/</w:t>
+        </w:r>
+      </w:hyperlink>
+    </w:p>
+    <w:p>
+      <w:pPr>
+        <w:spacing w:after="20"/>
+        <w:ind w:left="240"/>
+      </w:pPr>
+      <w:r>
+        <w:rPr>
+          <w:rFonts w:ascii="Arial" w:cs="Arial" w:eastAsia="Arial" w:hAnsi="Arial"/>
+          <w:color w:val="595959"/>
+          <w:sz w:val="16"/>
+          <w:szCs w:val="16"/>
+        </w:rPr>
+        <w:t xml:space="preserve">• </w:t>
+      </w:r>
+      <w:r>
+        <w:rPr>
+          <w:rFonts w:ascii="Arial" w:cs="Arial" w:eastAsia="Arial" w:hAnsi="Arial"/>
+          <w:color w:val="595959"/>
+          <w:sz w:val="16"/>
+          <w:szCs w:val="16"/>
+        </w:rPr>
+        <w:t xml:space="preserve">CNA/HR Asia – 馬來西亞約 650,000 工程師、近 600,000 在 E&amp;E：</w:t>
+      </w:r>
+      <w:hyperlink w:history="1" r:id="rIdik1tgneixictnum92jtlj">
+        <w:r>
+          <w:rPr>
+            <w:rFonts w:ascii="Arial" w:cs="Arial" w:eastAsia="Arial" w:hAnsi="Arial"/>
+            <w:color w:val="1155CC"/>
+            <w:sz w:val="16"/>
+            <w:szCs w:val="16"/>
+            <w:u w:val="single"/>
+          </w:rPr>
+          <w:t xml:space="preserve">https://hr.asia/top-news/malaysia/malaysias-semiconductor-industry-plagued-by-lack-of-skilled-workers/</w:t>
+        </w:r>
+      </w:hyperlink>
+    </w:p>
+    <w:p>
+      <w:pPr>
+        <w:spacing w:after="20"/>
+        <w:ind w:left="240"/>
+      </w:pPr>
+      <w:r>
+        <w:rPr>
+          <w:rFonts w:ascii="Arial" w:cs="Arial" w:eastAsia="Arial" w:hAnsi="Arial"/>
+          <w:color w:val="595959"/>
+          <w:sz w:val="16"/>
+          <w:szCs w:val="16"/>
+        </w:rPr>
+        <w:t xml:space="preserve">• </w:t>
+      </w:r>
+      <w:r>
+        <w:rPr>
+          <w:rFonts w:ascii="Arial" w:cs="Arial" w:eastAsia="Arial" w:hAnsi="Arial"/>
+          <w:color w:val="595959"/>
+          <w:sz w:val="16"/>
+          <w:szCs w:val="16"/>
+        </w:rPr>
+        <w:t xml:space="preserve">Stanton Chase – 馬已訓 13,679 工程師(2025/11)、各國調薪/離職率：</w:t>
+      </w:r>
+      <w:hyperlink w:history="1" r:id="rIddexgpqgcsjpaoy43yxmld">
+        <w:r>
+          <w:rPr>
+            <w:rFonts w:ascii="Arial" w:cs="Arial" w:eastAsia="Arial" w:hAnsi="Arial"/>
+            <w:color w:val="1155CC"/>
+            <w:sz w:val="16"/>
+            <w:szCs w:val="16"/>
+            <w:u w:val="single"/>
+          </w:rPr>
+          <w:t xml:space="preserve">https://www.stantonchase.com/insights/blog/semiconductor-spotlight-market-dynamics-and-leadership-imperatives-in-southeast-asia</w:t>
+        </w:r>
+      </w:hyperlink>
+    </w:p>
+    <w:p>
+      <w:pPr>
+        <w:spacing w:after="20"/>
+        <w:ind w:left="240"/>
+      </w:pPr>
+      <w:r>
+        <w:rPr>
+          <w:rFonts w:ascii="Arial" w:cs="Arial" w:eastAsia="Arial" w:hAnsi="Arial"/>
+          <w:color w:val="595959"/>
+          <w:sz w:val="16"/>
+          <w:szCs w:val="16"/>
+        </w:rPr>
+        <w:t xml:space="preserve">• </w:t>
+      </w:r>
+      <w:r>
+        <w:rPr>
+          <w:rFonts w:ascii="Arial" w:cs="Arial" w:eastAsia="Arial" w:hAnsi="Arial"/>
+          <w:color w:val="595959"/>
+          <w:sz w:val="16"/>
+          <w:szCs w:val="16"/>
+        </w:rPr>
+        <w:t xml:space="preserve">VnExpress – 越南半導體人才(現 15,000、IC 設計 7,000)：</w:t>
+      </w:r>
+      <w:hyperlink w:history="1" r:id="rIduo69qxvdnwmv7nmpcx9ff">
+        <w:r>
+          <w:rPr>
+            <w:rFonts w:ascii="Arial" w:cs="Arial" w:eastAsia="Arial" w:hAnsi="Arial"/>
+            <w:color w:val="1155CC"/>
+            <w:sz w:val="16"/>
+            <w:szCs w:val="16"/>
+            <w:u w:val="single"/>
+          </w:rPr>
+          <w:t xml:space="preserve">https://e.vnexpress.net/news/tech/vietnam-innovation/vietnam-to-have-50-000-semiconductor-engineers-we-worry-about-shortages-not-surpluses-4963014.html</w:t>
+        </w:r>
+      </w:hyperlink>
+    </w:p>
+    <w:p>
+      <w:pPr>
+        <w:spacing w:after="20"/>
+        <w:ind w:left="240"/>
+      </w:pPr>
+      <w:r>
+        <w:rPr>
+          <w:rFonts w:ascii="Arial" w:cs="Arial" w:eastAsia="Arial" w:hAnsi="Arial"/>
+          <w:color w:val="595959"/>
+          <w:sz w:val="16"/>
+          <w:szCs w:val="16"/>
+        </w:rPr>
+        <w:t xml:space="preserve">• </w:t>
+      </w:r>
+      <w:r>
+        <w:rPr>
+          <w:rFonts w:ascii="Arial" w:cs="Arial" w:eastAsia="Arial" w:hAnsi="Arial"/>
+          <w:color w:val="595959"/>
+          <w:sz w:val="16"/>
+          <w:szCs w:val="16"/>
+        </w:rPr>
+        <w:t xml:space="preserve">VietnamPlus – 越南 2025 STEM 招生 237,000、半導體相關 137,000：</w:t>
+      </w:r>
+      <w:hyperlink w:history="1" r:id="rId5oh5zmuwf1xqb1deeho8c">
+        <w:r>
+          <w:rPr>
+            <w:rFonts w:ascii="Arial" w:cs="Arial" w:eastAsia="Arial" w:hAnsi="Arial"/>
+            <w:color w:val="1155CC"/>
+            <w:sz w:val="16"/>
+            <w:szCs w:val="16"/>
+            <w:u w:val="single"/>
+          </w:rPr>
+          <w:t xml:space="preserve">https://en.vietnamplus.vn/high-quality-workforce-key-to-vietnams-semiconductor-ambitions-post335054.vnp</w:t>
+        </w:r>
+      </w:hyperlink>
+    </w:p>
+    <w:p>
+      <w:pPr>
+        <w:spacing w:after="20"/>
+        <w:ind w:left="240"/>
+      </w:pPr>
+      <w:r>
+        <w:rPr>
+          <w:rFonts w:ascii="Arial" w:cs="Arial" w:eastAsia="Arial" w:hAnsi="Arial"/>
+          <w:color w:val="595959"/>
+          <w:sz w:val="16"/>
+          <w:szCs w:val="16"/>
+        </w:rPr>
+        <w:t xml:space="preserve">• </w:t>
+      </w:r>
+      <w:r>
+        <w:rPr>
+          <w:rFonts w:ascii="Arial" w:cs="Arial" w:eastAsia="Arial" w:hAnsi="Arial"/>
+          <w:color w:val="595959"/>
+          <w:sz w:val="16"/>
+          <w:szCs w:val="16"/>
+        </w:rPr>
+        <w:t xml:space="preserve">3D InCites – 泰國 KMITL 2025–2030 累計 86,000 工程/科學：</w:t>
+      </w:r>
+      <w:hyperlink w:history="1" r:id="rIdghyjie4u8bjhkrddrmceh">
+        <w:r>
+          <w:rPr>
+            <w:rFonts w:ascii="Arial" w:cs="Arial" w:eastAsia="Arial" w:hAnsi="Arial"/>
+            <w:color w:val="1155CC"/>
+            <w:sz w:val="16"/>
+            <w:szCs w:val="16"/>
+            <w:u w:val="single"/>
+          </w:rPr>
+          <w:t xml:space="preserve">https://www.3dincites.com/2025/07/thailand-an-emerging-force-in-the-semiconductor-supply-chain/</w:t>
+        </w:r>
+      </w:hyperlink>
+    </w:p>
+    <w:p>
+      <w:pPr>
+        <w:spacing w:after="20"/>
+        <w:ind w:left="240"/>
+      </w:pPr>
+      <w:r>
+        <w:rPr>
+          <w:rFonts w:ascii="Arial" w:cs="Arial" w:eastAsia="Arial" w:hAnsi="Arial"/>
+          <w:color w:val="595959"/>
+          <w:sz w:val="16"/>
+          <w:szCs w:val="16"/>
+        </w:rPr>
+        <w:t xml:space="preserve">• </w:t>
+      </w:r>
+      <w:r>
+        <w:rPr>
+          <w:rFonts w:ascii="Arial" w:cs="Arial" w:eastAsia="Arial" w:hAnsi="Arial"/>
+          <w:color w:val="595959"/>
+          <w:sz w:val="16"/>
+          <w:szCs w:val="16"/>
+        </w:rPr>
+        <w:t xml:space="preserve">StartupNewsPH – 菲律賓 80,000+ 工程畢業、IC 設計 ~1,000、目標 128,000：</w:t>
+      </w:r>
+      <w:hyperlink w:history="1" r:id="rIdpcfkvh_36sjmt8zta6fmj">
+        <w:r>
+          <w:rPr>
+            <w:rFonts w:ascii="Arial" w:cs="Arial" w:eastAsia="Arial" w:hAnsi="Arial"/>
+            <w:color w:val="1155CC"/>
+            <w:sz w:val="16"/>
+            <w:szCs w:val="16"/>
+            <w:u w:val="single"/>
+          </w:rPr>
+          <w:t xml:space="preserve">https://startupnews.ph/article/philippines-semiconductor-upgrade-deep-tech-startups</w:t>
+        </w:r>
+      </w:hyperlink>
+    </w:p>
+    <w:p>
+      <w:pPr>
+        <w:spacing w:after="240" w:before="40"/>
+      </w:pPr>
+      <w:r>
+        <w:rPr>
+          <w:rFonts w:ascii="Arial" w:cs="Arial" w:eastAsia="Arial" w:hAnsi="Arial"/>
+          <w:i/>
+          <w:iCs/>
+          <w:color w:val="595959"/>
+          <w:sz w:val="16"/>
+          <w:szCs w:val="16"/>
+        </w:rPr>
+        <w:t xml:space="preserve">備註：</w:t>
+      </w:r>
+      <w:r>
+        <w:rPr>
+          <w:rFonts w:ascii="Arial" w:cs="Arial" w:eastAsia="Arial" w:hAnsi="Arial"/>
+          <w:i/>
+          <w:iCs/>
+          <w:color w:val="595959"/>
+          <w:sz w:val="16"/>
+          <w:szCs w:val="16"/>
+        </w:rPr>
+        <w:t xml:space="preserve">「半導體相關招生/培訓目標」與「實際 EE 學位授予」為不同概念，不可混用。</w:t>
       </w:r>
     </w:p>
     <w:p>
@@ -7095,18 +8198,20 @@
     </w:tbl>
     <w:p>
       <w:pPr>
-        <w:spacing w:after="240" w:before="80"/>
+        <w:spacing w:after="40" w:before="100"/>
       </w:pPr>
       <w:r>
         <w:rPr>
           <w:rFonts w:ascii="Arial" w:cs="Arial" w:eastAsia="Arial" w:hAnsi="Arial"/>
+          <w:b/>
+          <w:bCs/>
           <w:i/>
           <w:iCs/>
           <w:color w:val="595959"/>
           <w:sz w:val="16"/>
           <w:szCs w:val="16"/>
         </w:rPr>
-        <w:t xml:space="preserve">資料來源／備註：</w:t>
+        <w:t xml:space="preserve">資料來源（含連結）：</w:t>
       </w:r>
       <w:r>
         <w:rPr>
@@ -7117,7 +8222,214 @@
           <w:sz w:val="16"/>
           <w:szCs w:val="16"/>
         </w:rPr>
-        <w:t xml:space="preserve">World Bank/UNESCO UIS「EMC 畢業佔比」指標（馬 2019 = 28.58%）；UNESCO 工程畢業絕對數（印尼約 140,169）；WEF/Statista（越南、印尼列全球前 10）；Statista/CHED（菲律賓 2021/22 學年工程與技術畢業 47,466）。EMC 涵蓋範圍大於電機電子(EE)，且無學士/碩士分項；UIS 多國最新值停在 2019，故部分標「資料不足」。</w:t>
+        <w:t xml:space="preserve">（EMC 統一口徑）</w:t>
+      </w:r>
+    </w:p>
+    <w:p>
+      <w:pPr>
+        <w:spacing w:after="20"/>
+        <w:ind w:left="240"/>
+      </w:pPr>
+      <w:r>
+        <w:rPr>
+          <w:rFonts w:ascii="Arial" w:cs="Arial" w:eastAsia="Arial" w:hAnsi="Arial"/>
+          <w:color w:val="595959"/>
+          <w:sz w:val="16"/>
+          <w:szCs w:val="16"/>
+        </w:rPr>
+        <w:t xml:space="preserve">• </w:t>
+      </w:r>
+      <w:r>
+        <w:rPr>
+          <w:rFonts w:ascii="Arial" w:cs="Arial" w:eastAsia="Arial" w:hAnsi="Arial"/>
+          <w:color w:val="595959"/>
+          <w:sz w:val="16"/>
+          <w:szCs w:val="16"/>
+        </w:rPr>
+        <w:t xml:space="preserve">TradingEconomics/World Bank – 馬來西亞 EMC 佔比 28.58% (2019)：</w:t>
+      </w:r>
+      <w:hyperlink w:history="1" r:id="rIdjwpq56ljptj68_2fihdct">
+        <w:r>
+          <w:rPr>
+            <w:rFonts w:ascii="Arial" w:cs="Arial" w:eastAsia="Arial" w:hAnsi="Arial"/>
+            <w:color w:val="1155CC"/>
+            <w:sz w:val="16"/>
+            <w:szCs w:val="16"/>
+            <w:u w:val="single"/>
+          </w:rPr>
+          <w:t xml:space="preserve">https://tradingeconomics.com/malaysia/percentage-of-graduates-from-tertiary-education-graduating-from-engineering-manufacturing-and-construction-programmes-both-sexes-percent-wb-data.html</w:t>
+        </w:r>
+      </w:hyperlink>
+    </w:p>
+    <w:p>
+      <w:pPr>
+        <w:spacing w:after="20"/>
+        <w:ind w:left="240"/>
+      </w:pPr>
+      <w:r>
+        <w:rPr>
+          <w:rFonts w:ascii="Arial" w:cs="Arial" w:eastAsia="Arial" w:hAnsi="Arial"/>
+          <w:color w:val="595959"/>
+          <w:sz w:val="16"/>
+          <w:szCs w:val="16"/>
+        </w:rPr>
+        <w:t xml:space="preserve">• </w:t>
+      </w:r>
+      <w:r>
+        <w:rPr>
+          <w:rFonts w:ascii="Arial" w:cs="Arial" w:eastAsia="Arial" w:hAnsi="Arial"/>
+          <w:color w:val="595959"/>
+          <w:sz w:val="16"/>
+          <w:szCs w:val="16"/>
+        </w:rPr>
+        <w:t xml:space="preserve">TradingEconomics/World Bank – EMC 佔比各國總表：</w:t>
+      </w:r>
+      <w:hyperlink w:history="1" r:id="rIdwxyse3eimuge_tvm0bgff">
+        <w:r>
+          <w:rPr>
+            <w:rFonts w:ascii="Arial" w:cs="Arial" w:eastAsia="Arial" w:hAnsi="Arial"/>
+            <w:color w:val="1155CC"/>
+            <w:sz w:val="16"/>
+            <w:szCs w:val="16"/>
+            <w:u w:val="single"/>
+          </w:rPr>
+          <w:t xml:space="preserve">https://tradingeconomics.com/country-list/percentage-of-graduates-from-tertiary-education-graduating-from-engineering-manufacturing-and-construction-programmes-both-sexes-wb-data.html</w:t>
+        </w:r>
+      </w:hyperlink>
+    </w:p>
+    <w:p>
+      <w:pPr>
+        <w:spacing w:after="20"/>
+        <w:ind w:left="240"/>
+      </w:pPr>
+      <w:r>
+        <w:rPr>
+          <w:rFonts w:ascii="Arial" w:cs="Arial" w:eastAsia="Arial" w:hAnsi="Arial"/>
+          <w:color w:val="595959"/>
+          <w:sz w:val="16"/>
+          <w:szCs w:val="16"/>
+        </w:rPr>
+        <w:t xml:space="preserve">• </w:t>
+      </w:r>
+      <w:r>
+        <w:rPr>
+          <w:rFonts w:ascii="Arial" w:cs="Arial" w:eastAsia="Arial" w:hAnsi="Arial"/>
+          <w:color w:val="595959"/>
+          <w:sz w:val="16"/>
+          <w:szCs w:val="16"/>
+        </w:rPr>
+        <w:t xml:space="preserve">Yahoo/UNESCO – 印尼工程畢業絕對數約 140,169/年：</w:t>
+      </w:r>
+      <w:hyperlink w:history="1" r:id="rIdrri-f_8gsbwizaiguo49u">
+        <w:r>
+          <w:rPr>
+            <w:rFonts w:ascii="Arial" w:cs="Arial" w:eastAsia="Arial" w:hAnsi="Arial"/>
+            <w:color w:val="1155CC"/>
+            <w:sz w:val="16"/>
+            <w:szCs w:val="16"/>
+            <w:u w:val="single"/>
+          </w:rPr>
+          <w:t xml:space="preserve">https://finance.yahoo.com/news/number-engineers-country-top-20-194847950.html</w:t>
+        </w:r>
+      </w:hyperlink>
+    </w:p>
+    <w:p>
+      <w:pPr>
+        <w:spacing w:after="20"/>
+        <w:ind w:left="240"/>
+      </w:pPr>
+      <w:r>
+        <w:rPr>
+          <w:rFonts w:ascii="Arial" w:cs="Arial" w:eastAsia="Arial" w:hAnsi="Arial"/>
+          <w:color w:val="595959"/>
+          <w:sz w:val="16"/>
+          <w:szCs w:val="16"/>
+        </w:rPr>
+        <w:t xml:space="preserve">• </w:t>
+      </w:r>
+      <w:r>
+        <w:rPr>
+          <w:rFonts w:ascii="Arial" w:cs="Arial" w:eastAsia="Arial" w:hAnsi="Arial"/>
+          <w:color w:val="595959"/>
+          <w:sz w:val="16"/>
+          <w:szCs w:val="16"/>
+        </w:rPr>
+        <w:t xml:space="preserve">Statista – 菲律賓工程與技術畢業 47,466 (2021/22 學年)：</w:t>
+      </w:r>
+      <w:hyperlink w:history="1" r:id="rIdi_mlr1oqlnprmphaixnnq">
+        <w:r>
+          <w:rPr>
+            <w:rFonts w:ascii="Arial" w:cs="Arial" w:eastAsia="Arial" w:hAnsi="Arial"/>
+            <w:color w:val="1155CC"/>
+            <w:sz w:val="16"/>
+            <w:szCs w:val="16"/>
+            <w:u w:val="single"/>
+          </w:rPr>
+          <w:t xml:space="preserve">https://www.statista.com/statistics/1490905/philippines-number-of-higher-education-graduates-of-engineering-and-tech/</w:t>
+        </w:r>
+      </w:hyperlink>
+    </w:p>
+    <w:p>
+      <w:pPr>
+        <w:spacing w:after="20"/>
+        <w:ind w:left="240"/>
+      </w:pPr>
+      <w:r>
+        <w:rPr>
+          <w:rFonts w:ascii="Arial" w:cs="Arial" w:eastAsia="Arial" w:hAnsi="Arial"/>
+          <w:color w:val="595959"/>
+          <w:sz w:val="16"/>
+          <w:szCs w:val="16"/>
+        </w:rPr>
+        <w:t xml:space="preserve">• </w:t>
+      </w:r>
+      <w:r>
+        <w:rPr>
+          <w:rFonts w:ascii="Arial" w:cs="Arial" w:eastAsia="Arial" w:hAnsi="Arial"/>
+          <w:color w:val="595959"/>
+          <w:sz w:val="16"/>
+          <w:szCs w:val="16"/>
+        </w:rPr>
+        <w:t xml:space="preserve">UNESCO UIS Data Browser（原始資料庫，可查 EMC 各國各年）：</w:t>
+      </w:r>
+      <w:hyperlink w:history="1" r:id="rIdfvdszw0gxgi-pbzjl9hqd">
+        <w:r>
+          <w:rPr>
+            <w:rFonts w:ascii="Arial" w:cs="Arial" w:eastAsia="Arial" w:hAnsi="Arial"/>
+            <w:color w:val="1155CC"/>
+            <w:sz w:val="16"/>
+            <w:szCs w:val="16"/>
+            <w:u w:val="single"/>
+          </w:rPr>
+          <w:t xml:space="preserve">https://databrowser.uis.unesco.org/</w:t>
+        </w:r>
+      </w:hyperlink>
+    </w:p>
+    <w:p>
+      <w:pPr>
+        <w:spacing w:after="240" w:before="40"/>
+      </w:pPr>
+      <w:r>
+        <w:rPr>
+          <w:rFonts w:ascii="Arial" w:cs="Arial" w:eastAsia="Arial" w:hAnsi="Arial"/>
+          <w:i/>
+          <w:iCs/>
+          <w:color w:val="595959"/>
+          <w:sz w:val="16"/>
+          <w:szCs w:val="16"/>
+        </w:rPr>
+        <w:t xml:space="preserve">備註：</w:t>
+      </w:r>
+      <w:r>
+        <w:rPr>
+          <w:rFonts w:ascii="Arial" w:cs="Arial" w:eastAsia="Arial" w:hAnsi="Arial"/>
+          <w:i/>
+          <w:iCs/>
+          <w:color w:val="595959"/>
+          <w:sz w:val="16"/>
+          <w:szCs w:val="16"/>
+        </w:rPr>
+        <w:t xml:space="preserve">EMC（工程/製造/營建）涵蓋範圍大於電機電子(EE)，且 UIS 不提供學士/碩士分項；多國最新值停在 2019，故部分標「資料不足」。印尼絕對數、菲律賓畢業數為轉引 UNESCO/CHED，原始數請以 UIS Data Browser 與各國高教年報為準。</w:t>
       </w:r>
     </w:p>
     <w:p>
@@ -7222,14 +8534,521 @@
     </w:p>
     <w:p>
       <w:pPr>
-        <w:pStyle w:val="Heading1"/>
-        <w:spacing w:after="160" w:before="240"/>
+        <w:pStyle w:val="Heading2"/>
+        <w:spacing w:after="120" w:before="200"/>
       </w:pPr>
       <w:r>
         <w:rPr>
           <w:rFonts w:ascii="Arial" w:cs="Arial" w:eastAsia="Arial" w:hAnsi="Arial"/>
         </w:rPr>
-        <w:t xml:space="preserve">5. 相關產業薪資</w:t>
+        <w:t xml:space="preserve">4.4 策略案例：ARM × Danantara 印尼人才培育協議（誘因拆解）</w:t>
+      </w:r>
+    </w:p>
+    <w:p>
+      <w:pPr>
+        <w:spacing w:after="100"/>
+      </w:pPr>
+      <w:r>
+        <w:rPr>
+          <w:rFonts w:ascii="Arial" w:cs="Arial" w:eastAsia="Arial" w:hAnsi="Arial"/>
+          <w:i/>
+          <w:iCs/>
+          <w:color w:val="595959"/>
+          <w:sz w:val="17"/>
+          <w:szCs w:val="17"/>
+        </w:rPr>
+        <w:t xml:space="preserve">註：本節為策略分析，非中立資料彙整。事實部分（協議內容、金額、時程）有來源佐證；「生態系鎖定」「RISC-V 防禦」等為作者推論，已標示。其價值在於提示：人才培育的競爭不只在「數量」，更在「誰在塑造這些人才、用誰的架構」。</w:t>
+      </w:r>
+    </w:p>
+    <w:tbl>
+      <w:tblPr>
+        <w:tblW w:type="dxa" w:w="12960"/>
+        <w:tblBorders>
+          <w:top w:val="single" w:color="auto" w:sz="4"/>
+          <w:left w:val="single" w:color="auto" w:sz="4"/>
+          <w:bottom w:val="single" w:color="auto" w:sz="4"/>
+          <w:right w:val="single" w:color="auto" w:sz="4"/>
+          <w:insideH w:val="single" w:color="auto" w:sz="4"/>
+          <w:insideV w:val="single" w:color="auto" w:sz="4"/>
+        </w:tblBorders>
+      </w:tblPr>
+      <w:tblGrid>
+        <w:gridCol w:w="12960"/>
+      </w:tblGrid>
+      <w:tr>
+        <w:tc>
+          <w:tcPr>
+            <w:tcW w:type="dxa" w:w="12960"/>
+            <w:tcBorders>
+              <w:top w:val="single" w:color="E0A93B" w:sz="4"/>
+              <w:left w:val="single" w:color="E0A93B" w:sz="18"/>
+              <w:bottom w:val="single" w:color="E0A93B" w:sz="4"/>
+              <w:right w:val="single" w:color="E0A93B" w:sz="4"/>
+            </w:tcBorders>
+            <w:shd w:fill="FDF6EC" w:val="clear"/>
+            <w:tcMar>
+              <w:top w:type="dxa" w:w="160"/>
+              <w:left w:type="dxa" w:w="240"/>
+              <w:bottom w:type="dxa" w:w="160"/>
+              <w:right w:type="dxa" w:w="240"/>
+            </w:tcMar>
+          </w:tcPr>
+          <w:p>
+            <w:pPr>
+              <w:spacing w:after="100"/>
+            </w:pPr>
+            <w:r>
+              <w:rPr>
+                <w:rFonts w:ascii="Arial" w:cs="Arial" w:eastAsia="Arial" w:hAnsi="Arial"/>
+                <w:b/>
+                <w:bCs/>
+                <w:color w:val="7A4100"/>
+                <w:sz w:val="20"/>
+                <w:szCs w:val="20"/>
+              </w:rPr>
+              <w:t xml:space="preserve">案例事實（經查證）</w:t>
+            </w:r>
+          </w:p>
+          <w:p>
+            <w:pPr>
+              <w:spacing w:after="100"/>
+            </w:pPr>
+            <w:r>
+              <w:rPr>
+                <w:rFonts w:ascii="Arial" w:cs="Arial" w:eastAsia="Arial" w:hAnsi="Arial"/>
+                <w:sz w:val="19"/>
+                <w:szCs w:val="19"/>
+              </w:rPr>
+              <w:t xml:space="preserve">2026 年 2 月 23 日，印尼主權基金 Danantara 與英國 ARM 在倫敦簽署框架協議，印尼總統 Prabowo 與 ARM 執行長 Rene Haas 見證。核心內容：</w:t>
+            </w:r>
+          </w:p>
+          <w:p>
+            <w:pPr>
+              <w:pStyle w:val="ListParagraph"/>
+              <w:numPr>
+                <w:ilvl w:val="0"/>
+                <w:numId w:val="2"/>
+              </w:numPr>
+              <w:spacing w:after="60"/>
+            </w:pPr>
+            <w:r>
+              <w:rPr>
+                <w:rFonts w:ascii="Arial" w:cs="Arial" w:eastAsia="Arial" w:hAnsi="Arial"/>
+                <w:sz w:val="19"/>
+                <w:szCs w:val="19"/>
+              </w:rPr>
+              <w:t xml:space="preserve">目標於 ARM 生態系內訓練 15,000 名印尼工程師（送往英國或 ARM 講師帶模組來印尼）。</w:t>
+            </w:r>
+          </w:p>
+          <w:p>
+            <w:pPr>
+              <w:pStyle w:val="ListParagraph"/>
+              <w:numPr>
+                <w:ilvl w:val="0"/>
+                <w:numId w:val="2"/>
+              </w:numPr>
+              <w:spacing w:after="60"/>
+            </w:pPr>
+            <w:r>
+              <w:rPr>
+                <w:rFonts w:ascii="Arial" w:cs="Arial" w:eastAsia="Arial" w:hAnsi="Arial"/>
+                <w:sz w:val="19"/>
+                <w:szCs w:val="19"/>
+              </w:rPr>
+              <w:t xml:space="preserve">印尼政府初期投入約 US$150M（1.5 億美元）建構國家半導體生態系。</w:t>
+            </w:r>
+          </w:p>
+          <w:p>
+            <w:pPr>
+              <w:pStyle w:val="ListParagraph"/>
+              <w:numPr>
+                <w:ilvl w:val="0"/>
+                <w:numId w:val="2"/>
+              </w:numPr>
+              <w:spacing w:after="60"/>
+            </w:pPr>
+            <w:r>
+              <w:rPr>
+                <w:rFonts w:ascii="Arial" w:cs="Arial" w:eastAsia="Arial" w:hAnsi="Arial"/>
+                <w:sz w:val="19"/>
+                <w:szCs w:val="19"/>
+              </w:rPr>
+              <w:t xml:space="preserve">首梯約 1,000 人（2026/5 啟動），涵蓋資深工程師、應屆畢業生與在校生。</w:t>
+            </w:r>
+          </w:p>
+          <w:p>
+            <w:pPr>
+              <w:pStyle w:val="ListParagraph"/>
+              <w:numPr>
+                <w:ilvl w:val="0"/>
+                <w:numId w:val="2"/>
+              </w:numPr>
+              <w:spacing w:after="60"/>
+            </w:pPr>
+            <w:r>
+              <w:rPr>
+                <w:rFonts w:ascii="Arial" w:cs="Arial" w:eastAsia="Arial" w:hAnsi="Arial"/>
+                <w:sz w:val="19"/>
+                <w:szCs w:val="19"/>
+              </w:rPr>
+              <w:t xml:space="preserve">合作延伸至下一代晶片設計，發展六大 IP 領域（汽車、IoT、資料中心、家電、自駕、量子等），IP 由印尼持有。</w:t>
+            </w:r>
+          </w:p>
+          <w:p>
+            <w:pPr>
+              <w:spacing w:after="0"/>
+            </w:pPr>
+            <w:r>
+              <w:rPr>
+                <w:rFonts w:ascii="Arial" w:cs="Arial" w:eastAsia="Arial" w:hAnsi="Arial"/>
+                <w:sz w:val="19"/>
+                <w:szCs w:val="19"/>
+              </w:rPr>
+              <w:t xml:space="preserve">定位語境：印尼主訴求為「技術主權」「從技術消費者轉為生產者」。</w:t>
+            </w:r>
+          </w:p>
+        </w:tc>
+      </w:tr>
+    </w:tbl>
+    <w:p>
+      <w:pPr>
+        <w:spacing w:after="120"/>
+      </w:pPr>
+      <w:r>
+        <w:rPr>
+          <w:rFonts w:ascii="Arial" w:cs="Arial" w:eastAsia="Arial" w:hAnsi="Arial"/>
+        </w:rPr>
+        <w:t xml:space="preserve"/>
+      </w:r>
+    </w:p>
+    <w:tbl>
+      <w:tblPr>
+        <w:tblW w:type="dxa" w:w="12960"/>
+        <w:tblBorders>
+          <w:top w:val="single" w:color="auto" w:sz="4"/>
+          <w:left w:val="single" w:color="auto" w:sz="4"/>
+          <w:bottom w:val="single" w:color="auto" w:sz="4"/>
+          <w:right w:val="single" w:color="auto" w:sz="4"/>
+          <w:insideH w:val="single" w:color="auto" w:sz="4"/>
+          <w:insideV w:val="single" w:color="auto" w:sz="4"/>
+        </w:tblBorders>
+      </w:tblPr>
+      <w:tblGrid>
+        <w:gridCol w:w="12960"/>
+      </w:tblGrid>
+      <w:tr>
+        <w:tc>
+          <w:tcPr>
+            <w:tcW w:type="dxa" w:w="12960"/>
+            <w:tcBorders>
+              <w:top w:val="single" w:color="E0A93B" w:sz="4"/>
+              <w:left w:val="single" w:color="E0A93B" w:sz="18"/>
+              <w:bottom w:val="single" w:color="E0A93B" w:sz="4"/>
+              <w:right w:val="single" w:color="E0A93B" w:sz="4"/>
+            </w:tcBorders>
+            <w:shd w:fill="FDF6EC" w:val="clear"/>
+            <w:tcMar>
+              <w:top w:type="dxa" w:w="160"/>
+              <w:left w:type="dxa" w:w="240"/>
+              <w:bottom w:type="dxa" w:w="160"/>
+              <w:right w:type="dxa" w:w="240"/>
+            </w:tcMar>
+          </w:tcPr>
+          <w:p>
+            <w:pPr>
+              <w:spacing w:after="100"/>
+            </w:pPr>
+            <w:r>
+              <w:rPr>
+                <w:rFonts w:ascii="Arial" w:cs="Arial" w:eastAsia="Arial" w:hAnsi="Arial"/>
+                <w:b/>
+                <w:bCs/>
+                <w:color w:val="7A4100"/>
+                <w:sz w:val="20"/>
+                <w:szCs w:val="20"/>
+              </w:rPr>
+              <w:t xml:space="preserve">誘因拆解（作者分析）</w:t>
+            </w:r>
+          </w:p>
+          <w:p>
+            <w:pPr>
+              <w:spacing w:after="100"/>
+            </w:pPr>
+            <w:r>
+              <w:rPr>
+                <w:rFonts w:ascii="Arial" w:cs="Arial" w:eastAsia="Arial" w:hAnsi="Arial"/>
+                <w:sz w:val="19"/>
+                <w:szCs w:val="19"/>
+              </w:rPr>
+              <w:t xml:space="preserve">ARM 的商業模式決定其誘因與 UMC 截然不同——這正是與本報告人才培育邏輯的對照價值。</w:t>
+            </w:r>
+          </w:p>
+          <w:p>
+            <w:pPr>
+              <w:spacing w:after="100"/>
+            </w:pPr>
+            <w:r>
+              <w:rPr>
+                <w:rFonts w:ascii="Arial" w:cs="Arial" w:eastAsia="Arial" w:hAnsi="Arial"/>
+                <w:sz w:val="19"/>
+                <w:szCs w:val="19"/>
+              </w:rPr>
+              <w:t xml:space="preserve">1. 人才即生態系鎖定機制。 ARM 不製造、不賣晶片，靠架構授權金＋每顆晶片權利金獲利，護城河＝有多少設計者「預設用 ARM 思考晶片」。訓練 15,000 名工程師的真正回報不是訓練費（ARM 可能還補貼），而是養成 15,000 個習慣 ARM 工具鏈與架構的設計者——未來無論進哪家公司，預設選擇都是 ARM，等於把印尼未來十年的設計需求預先導流。</w:t>
+            </w:r>
+          </w:p>
+          <w:p>
+            <w:pPr>
+              <w:spacing w:after="100"/>
+            </w:pPr>
+            <w:r>
+              <w:rPr>
+                <w:rFonts w:ascii="Arial" w:cs="Arial" w:eastAsia="Arial" w:hAnsi="Arial"/>
+                <w:sz w:val="19"/>
+                <w:szCs w:val="19"/>
+              </w:rPr>
+              <w:t xml:space="preserve">2. 對 RISC-V 的防禦性卡位。 RISC-V 為開源免授權架構，對 ARM 屬結構性威脅；想要「技術主權」、規避地緣管制的新興市場特別容易倒向它。趁印尼人才尚是白紙時用 ARM 生態系圈住，可避免「技術主權」訴求流向開源陣營。（此為推論，協議未明述。）</w:t>
+            </w:r>
+          </w:p>
+          <w:p>
+            <w:pPr>
+              <w:spacing w:after="100"/>
+            </w:pPr>
+            <w:r>
+              <w:rPr>
+                <w:rFonts w:ascii="Arial" w:cs="Arial" w:eastAsia="Arial" w:hAnsi="Arial"/>
+                <w:sz w:val="19"/>
+                <w:szCs w:val="19"/>
+              </w:rPr>
+              <w:t xml:space="preserve">3. 為何選主權基金／政府而非民間。 對象是 Danantara 與教育部，等於把 ARM 架構一次性寫進大學課程與國家半導體藍圖（印尼半導體教育標準＝ARM 標準），是政策層級的長期鎖定，後進對手難以撬動。</w:t>
+            </w:r>
+          </w:p>
+          <w:p>
+            <w:pPr>
+              <w:spacing w:after="100"/>
+            </w:pPr>
+            <w:r>
+              <w:rPr>
+                <w:rFonts w:ascii="Arial" w:cs="Arial" w:eastAsia="Arial" w:hAnsi="Arial"/>
+                <w:sz w:val="19"/>
+                <w:szCs w:val="19"/>
+              </w:rPr>
+              <w:t xml:space="preserve">4. 低成本、高槓桿。 ARM 無需蓋廠或設備資本支出，投入的是訓練模組、認證講師、線上平台——對 IP 公司是邊際成本極低、換取長期權利金人口的投資。</w:t>
+            </w:r>
+          </w:p>
+          <w:p>
+            <w:pPr>
+              <w:spacing w:after="0"/>
+            </w:pPr>
+            <w:r>
+              <w:rPr>
+                <w:rFonts w:ascii="Arial" w:cs="Arial" w:eastAsia="Arial" w:hAnsi="Arial"/>
+                <w:sz w:val="19"/>
+                <w:szCs w:val="19"/>
+              </w:rPr>
+              <w:t xml:space="preserve">關鍵落差： 印尼期待此案「下一階段帶來晶片製造投資」（點名 TSMC 那類），但 ARM 給的是設計端人才與架構，製造端的餅是印尼自己畫的，並非 ARM 的承諾。設計端鎖定與製造端落地之間，存在尚未閉合的缺口。</w:t>
+            </w:r>
+          </w:p>
+        </w:tc>
+      </w:tr>
+    </w:tbl>
+    <w:p>
+      <w:pPr>
+        <w:spacing w:after="40" w:before="100"/>
+      </w:pPr>
+      <w:r>
+        <w:rPr>
+          <w:rFonts w:ascii="Arial" w:cs="Arial" w:eastAsia="Arial" w:hAnsi="Arial"/>
+          <w:b/>
+          <w:bCs/>
+          <w:i/>
+          <w:iCs/>
+          <w:color w:val="595959"/>
+          <w:sz w:val="16"/>
+          <w:szCs w:val="16"/>
+        </w:rPr>
+        <w:t xml:space="preserve">資料來源（含連結）：</w:t>
+      </w:r>
+      <w:r>
+        <w:rPr>
+          <w:rFonts w:ascii="Arial" w:cs="Arial" w:eastAsia="Arial" w:hAnsi="Arial"/>
+          <w:i/>
+          <w:iCs/>
+          <w:color w:val="595959"/>
+          <w:sz w:val="16"/>
+          <w:szCs w:val="16"/>
+        </w:rPr>
+        <w:t xml:space="preserve">（ARM × Danantara 案例）</w:t>
+      </w:r>
+    </w:p>
+    <w:p>
+      <w:pPr>
+        <w:spacing w:after="20"/>
+        <w:ind w:left="240"/>
+      </w:pPr>
+      <w:r>
+        <w:rPr>
+          <w:rFonts w:ascii="Arial" w:cs="Arial" w:eastAsia="Arial" w:hAnsi="Arial"/>
+          <w:color w:val="595959"/>
+          <w:sz w:val="16"/>
+          <w:szCs w:val="16"/>
+        </w:rPr>
+        <w:t xml:space="preserve">• </w:t>
+      </w:r>
+      <w:r>
+        <w:rPr>
+          <w:rFonts w:ascii="Arial" w:cs="Arial" w:eastAsia="Arial" w:hAnsi="Arial"/>
+          <w:color w:val="595959"/>
+          <w:sz w:val="16"/>
+          <w:szCs w:val="16"/>
+        </w:rPr>
+        <w:t xml:space="preserve">ANTARA News – 協議簽署、15,000 工程師、US$150M、六大 IP (2026/02)：</w:t>
+      </w:r>
+      <w:hyperlink w:history="1" r:id="rIdvcqki63m3b0tgeucvnuev">
+        <w:r>
+          <w:rPr>
+            <w:rFonts w:ascii="Arial" w:cs="Arial" w:eastAsia="Arial" w:hAnsi="Arial"/>
+            <w:color w:val="1155CC"/>
+            <w:sz w:val="16"/>
+            <w:szCs w:val="16"/>
+            <w:u w:val="single"/>
+          </w:rPr>
+          <w:t xml:space="preserve">https://en.antaranews.com/news/405846/indonesia-targets-15000-engineers-to-master-chip-design-technology</w:t>
+        </w:r>
+      </w:hyperlink>
+    </w:p>
+    <w:p>
+      <w:pPr>
+        <w:spacing w:after="20"/>
+        <w:ind w:left="240"/>
+      </w:pPr>
+      <w:r>
+        <w:rPr>
+          <w:rFonts w:ascii="Arial" w:cs="Arial" w:eastAsia="Arial" w:hAnsi="Arial"/>
+          <w:color w:val="595959"/>
+          <w:sz w:val="16"/>
+          <w:szCs w:val="16"/>
+        </w:rPr>
+        <w:t xml:space="preserve">• </w:t>
+      </w:r>
+      <w:r>
+        <w:rPr>
+          <w:rFonts w:ascii="Arial" w:cs="Arial" w:eastAsia="Arial" w:hAnsi="Arial"/>
+          <w:color w:val="595959"/>
+          <w:sz w:val="16"/>
+          <w:szCs w:val="16"/>
+        </w:rPr>
+        <w:t xml:space="preserve">Danantara 官方新聞稿 – 首梯約 1,000 人、ARM 課程與認證講師 (2026/05)：</w:t>
+      </w:r>
+      <w:hyperlink w:history="1" r:id="rIdsjpc8lwimdwiyjgldo3dy">
+        <w:r>
+          <w:rPr>
+            <w:rFonts w:ascii="Arial" w:cs="Arial" w:eastAsia="Arial" w:hAnsi="Arial"/>
+            <w:color w:val="1155CC"/>
+            <w:sz w:val="16"/>
+            <w:szCs w:val="16"/>
+            <w:u w:val="single"/>
+          </w:rPr>
+          <w:t xml:space="preserve">https://www.danantaraindonesia.co.id/media-center/press-releases/building-indonesias-chip-future-danantara-indonesia-launch-training-program-with-arm-to-build-world-class-semiconductor-talents</w:t>
+        </w:r>
+      </w:hyperlink>
+    </w:p>
+    <w:p>
+      <w:pPr>
+        <w:spacing w:after="20"/>
+        <w:ind w:left="240"/>
+      </w:pPr>
+      <w:r>
+        <w:rPr>
+          <w:rFonts w:ascii="Arial" w:cs="Arial" w:eastAsia="Arial" w:hAnsi="Arial"/>
+          <w:color w:val="595959"/>
+          <w:sz w:val="16"/>
+          <w:szCs w:val="16"/>
+        </w:rPr>
+        <w:t xml:space="preserve">• </w:t>
+      </w:r>
+      <w:r>
+        <w:rPr>
+          <w:rFonts w:ascii="Arial" w:cs="Arial" w:eastAsia="Arial" w:hAnsi="Arial"/>
+          <w:color w:val="595959"/>
+          <w:sz w:val="16"/>
+          <w:szCs w:val="16"/>
+        </w:rPr>
+        <w:t xml:space="preserve">The Jakarta Post – 框架協議與設計端定位 (2026/02)：</w:t>
+      </w:r>
+      <w:hyperlink w:history="1" r:id="rIdkmiyrfhk_3580c1-croer">
+        <w:r>
+          <w:rPr>
+            <w:rFonts w:ascii="Arial" w:cs="Arial" w:eastAsia="Arial" w:hAnsi="Arial"/>
+            <w:color w:val="1155CC"/>
+            <w:sz w:val="16"/>
+            <w:szCs w:val="16"/>
+            <w:u w:val="single"/>
+          </w:rPr>
+          <w:t xml:space="preserve">https://www.thejakartapost.com/business/2026/02/24/indonesia-to-train-15000-chip-engineers-in-deal-with-uks-arm.html</w:t>
+        </w:r>
+      </w:hyperlink>
+    </w:p>
+    <w:p>
+      <w:pPr>
+        <w:spacing w:after="20"/>
+        <w:ind w:left="240"/>
+      </w:pPr>
+      <w:r>
+        <w:rPr>
+          <w:rFonts w:ascii="Arial" w:cs="Arial" w:eastAsia="Arial" w:hAnsi="Arial"/>
+          <w:color w:val="595959"/>
+          <w:sz w:val="16"/>
+          <w:szCs w:val="16"/>
+        </w:rPr>
+        <w:t xml:space="preserve">• </w:t>
+      </w:r>
+      <w:r>
+        <w:rPr>
+          <w:rFonts w:ascii="Arial" w:cs="Arial" w:eastAsia="Arial" w:hAnsi="Arial"/>
+          <w:color w:val="595959"/>
+          <w:sz w:val="16"/>
+          <w:szCs w:val="16"/>
+        </w:rPr>
+        <w:t xml:space="preserve">w.media – 框架協議、下一代半導體合作 (2026/02)：</w:t>
+      </w:r>
+      <w:hyperlink w:history="1" r:id="rIdoozwwkavngbu9eubn7vhn">
+        <w:r>
+          <w:rPr>
+            <w:rFonts w:ascii="Arial" w:cs="Arial" w:eastAsia="Arial" w:hAnsi="Arial"/>
+            <w:color w:val="1155CC"/>
+            <w:sz w:val="16"/>
+            <w:szCs w:val="16"/>
+            <w:u w:val="single"/>
+          </w:rPr>
+          <w:t xml:space="preserve">https://w.media/indonesia-partners-arm-to-train-15000-engineers-in-chip-design/</w:t>
+        </w:r>
+      </w:hyperlink>
+    </w:p>
+    <w:p>
+      <w:pPr>
+        <w:spacing w:after="240" w:before="40"/>
+      </w:pPr>
+      <w:r>
+        <w:rPr>
+          <w:rFonts w:ascii="Arial" w:cs="Arial" w:eastAsia="Arial" w:hAnsi="Arial"/>
+          <w:i/>
+          <w:iCs/>
+          <w:color w:val="595959"/>
+          <w:sz w:val="16"/>
+          <w:szCs w:val="16"/>
+        </w:rPr>
+        <w:t xml:space="preserve">備註：</w:t>
+      </w:r>
+      <w:r>
+        <w:rPr>
+          <w:rFonts w:ascii="Arial" w:cs="Arial" w:eastAsia="Arial" w:hAnsi="Arial"/>
+          <w:i/>
+          <w:iCs/>
+          <w:color w:val="595959"/>
+          <w:sz w:val="16"/>
+          <w:szCs w:val="16"/>
+        </w:rPr>
+        <w:t xml:space="preserve">事實（金額、人數、時程、IP 領域）有上列來源佐證；生態系鎖定、RISC-V 防禦、政府綁定動機為作者策略推論，非報導明述。</w:t>
       </w:r>
     </w:p>
     <w:tbl>
@@ -8084,18 +9903,20 @@
     </w:tbl>
     <w:p>
       <w:pPr>
-        <w:spacing w:after="240" w:before="80"/>
+        <w:spacing w:after="40" w:before="100"/>
       </w:pPr>
       <w:r>
         <w:rPr>
           <w:rFonts w:ascii="Arial" w:cs="Arial" w:eastAsia="Arial" w:hAnsi="Arial"/>
+          <w:b/>
+          <w:bCs/>
           <w:i/>
           <w:iCs/>
           <w:color w:val="595959"/>
           <w:sz w:val="16"/>
           <w:szCs w:val="16"/>
         </w:rPr>
-        <w:t xml:space="preserve">資料來源／備註：</w:t>
+        <w:t xml:space="preserve">資料來源（含連結）：</w:t>
       </w:r>
       <w:r>
         <w:rPr>
@@ -8106,7 +9927,358 @@
           <w:sz w:val="16"/>
           <w:szCs w:val="16"/>
         </w:rPr>
-        <w:t xml:space="preserve">FastLaneRecruit、RinggitPlus、StashAway（馬）；TalentJDI、Stanton Chase（越）；Jobstreet、ERI、Aniday（印尼）；SecondTalent（菲）。調薪幅度：Stanton Chase (2025) 與 Aon salary survey。離職率：星 17%、菲 19%、印尼 20%（Stanton Chase）。工程師薪資跨來源差異大，宜視為區間參考。</w:t>
+        <w:t xml:space="preserve">（薪資）</w:t>
+      </w:r>
+    </w:p>
+    <w:p>
+      <w:pPr>
+        <w:spacing w:after="20"/>
+        <w:ind w:left="240"/>
+      </w:pPr>
+      <w:r>
+        <w:rPr>
+          <w:rFonts w:ascii="Arial" w:cs="Arial" w:eastAsia="Arial" w:hAnsi="Arial"/>
+          <w:color w:val="595959"/>
+          <w:sz w:val="16"/>
+          <w:szCs w:val="16"/>
+        </w:rPr>
+        <w:t xml:space="preserve">• </w:t>
+      </w:r>
+      <w:r>
+        <w:rPr>
+          <w:rFonts w:ascii="Arial" w:cs="Arial" w:eastAsia="Arial" w:hAnsi="Arial"/>
+          <w:color w:val="595959"/>
+          <w:sz w:val="16"/>
+          <w:szCs w:val="16"/>
+        </w:rPr>
+        <w:t xml:space="preserve">FastLaneRecruit – 馬來西亞 2025 平均月薪 USD 813、Penang 電子業均值：</w:t>
+      </w:r>
+      <w:hyperlink w:history="1" r:id="rIdut5wgxvfpbrjbcvx_lpi1">
+        <w:r>
+          <w:rPr>
+            <w:rFonts w:ascii="Arial" w:cs="Arial" w:eastAsia="Arial" w:hAnsi="Arial"/>
+            <w:color w:val="1155CC"/>
+            <w:sz w:val="16"/>
+            <w:szCs w:val="16"/>
+            <w:u w:val="single"/>
+          </w:rPr>
+          <w:t xml:space="preserve">https://fastlanerecruit.com/blog/average-salary-in-malaysia-2025/</w:t>
+        </w:r>
+      </w:hyperlink>
+    </w:p>
+    <w:p>
+      <w:pPr>
+        <w:spacing w:after="20"/>
+        <w:ind w:left="240"/>
+      </w:pPr>
+      <w:r>
+        <w:rPr>
+          <w:rFonts w:ascii="Arial" w:cs="Arial" w:eastAsia="Arial" w:hAnsi="Arial"/>
+          <w:color w:val="595959"/>
+          <w:sz w:val="16"/>
+          <w:szCs w:val="16"/>
+        </w:rPr>
+        <w:t xml:space="preserve">• </w:t>
+      </w:r>
+      <w:r>
+        <w:rPr>
+          <w:rFonts w:ascii="Arial" w:cs="Arial" w:eastAsia="Arial" w:hAnsi="Arial"/>
+          <w:color w:val="595959"/>
+          <w:sz w:val="16"/>
+          <w:szCs w:val="16"/>
+        </w:rPr>
+        <w:t xml:space="preserve">RinggitPlus – 馬來西亞各業別/年資薪資、製造業均值：</w:t>
+      </w:r>
+      <w:hyperlink w:history="1" r:id="rIdvrgztwysgylczksmlwwil">
+        <w:r>
+          <w:rPr>
+            <w:rFonts w:ascii="Arial" w:cs="Arial" w:eastAsia="Arial" w:hAnsi="Arial"/>
+            <w:color w:val="1155CC"/>
+            <w:sz w:val="16"/>
+            <w:szCs w:val="16"/>
+            <w:u w:val="single"/>
+          </w:rPr>
+          <w:t xml:space="preserve">https://ringgitplus.com/en/blog/the-experts-corner/average-salary-in-malaysia-2025-by-industry-and-experience.html</w:t>
+        </w:r>
+      </w:hyperlink>
+    </w:p>
+    <w:p>
+      <w:pPr>
+        <w:spacing w:after="20"/>
+        <w:ind w:left="240"/>
+      </w:pPr>
+      <w:r>
+        <w:rPr>
+          <w:rFonts w:ascii="Arial" w:cs="Arial" w:eastAsia="Arial" w:hAnsi="Arial"/>
+          <w:color w:val="595959"/>
+          <w:sz w:val="16"/>
+          <w:szCs w:val="16"/>
+        </w:rPr>
+        <w:t xml:space="preserve">• </w:t>
+      </w:r>
+      <w:r>
+        <w:rPr>
+          <w:rFonts w:ascii="Arial" w:cs="Arial" w:eastAsia="Arial" w:hAnsi="Arial"/>
+          <w:color w:val="595959"/>
+          <w:sz w:val="16"/>
+          <w:szCs w:val="16"/>
+        </w:rPr>
+        <w:t xml:space="preserve">Indeed – 馬來西亞工程師月薪均值 RM3,913：</w:t>
+      </w:r>
+      <w:hyperlink w:history="1" r:id="rIdnljzk308mifmmf4cfkmr9">
+        <w:r>
+          <w:rPr>
+            <w:rFonts w:ascii="Arial" w:cs="Arial" w:eastAsia="Arial" w:hAnsi="Arial"/>
+            <w:color w:val="1155CC"/>
+            <w:sz w:val="16"/>
+            <w:szCs w:val="16"/>
+            <w:u w:val="single"/>
+          </w:rPr>
+          <w:t xml:space="preserve">https://malaysia.indeed.com/career/engineer/salaries</w:t>
+        </w:r>
+      </w:hyperlink>
+    </w:p>
+    <w:p>
+      <w:pPr>
+        <w:spacing w:after="20"/>
+        <w:ind w:left="240"/>
+      </w:pPr>
+      <w:r>
+        <w:rPr>
+          <w:rFonts w:ascii="Arial" w:cs="Arial" w:eastAsia="Arial" w:hAnsi="Arial"/>
+          <w:color w:val="595959"/>
+          <w:sz w:val="16"/>
+          <w:szCs w:val="16"/>
+        </w:rPr>
+        <w:t xml:space="preserve">• </w:t>
+      </w:r>
+      <w:r>
+        <w:rPr>
+          <w:rFonts w:ascii="Arial" w:cs="Arial" w:eastAsia="Arial" w:hAnsi="Arial"/>
+          <w:color w:val="595959"/>
+          <w:sz w:val="16"/>
+          <w:szCs w:val="16"/>
+        </w:rPr>
+        <w:t xml:space="preserve">TalentJDI – 越南/菲律賓開發者薪資比較：</w:t>
+      </w:r>
+      <w:hyperlink w:history="1" r:id="rIdndiqaggfvlz7hiitr1b-7">
+        <w:r>
+          <w:rPr>
+            <w:rFonts w:ascii="Arial" w:cs="Arial" w:eastAsia="Arial" w:hAnsi="Arial"/>
+            <w:color w:val="1155CC"/>
+            <w:sz w:val="16"/>
+            <w:szCs w:val="16"/>
+            <w:u w:val="single"/>
+          </w:rPr>
+          <w:t xml:space="preserve">https://talentjdi.com/blog/software-developer-salary-comparison-by-country</w:t>
+        </w:r>
+      </w:hyperlink>
+    </w:p>
+    <w:p>
+      <w:pPr>
+        <w:spacing w:after="20"/>
+        <w:ind w:left="240"/>
+      </w:pPr>
+      <w:r>
+        <w:rPr>
+          <w:rFonts w:ascii="Arial" w:cs="Arial" w:eastAsia="Arial" w:hAnsi="Arial"/>
+          <w:color w:val="595959"/>
+          <w:sz w:val="16"/>
+          <w:szCs w:val="16"/>
+        </w:rPr>
+        <w:t xml:space="preserve">• </w:t>
+      </w:r>
+      <w:r>
+        <w:rPr>
+          <w:rFonts w:ascii="Arial" w:cs="Arial" w:eastAsia="Arial" w:hAnsi="Arial"/>
+          <w:color w:val="595959"/>
+          <w:sz w:val="16"/>
+          <w:szCs w:val="16"/>
+        </w:rPr>
+        <w:t xml:space="preserve">Stanton Chase – 各國 2025 調薪幅度（越 7.1%/印尼 5.9%/菲 5.8%/馬 5%）與離職率：</w:t>
+      </w:r>
+      <w:hyperlink w:history="1" r:id="rIdzoeqlaet6q_9aljebswaz">
+        <w:r>
+          <w:rPr>
+            <w:rFonts w:ascii="Arial" w:cs="Arial" w:eastAsia="Arial" w:hAnsi="Arial"/>
+            <w:color w:val="1155CC"/>
+            <w:sz w:val="16"/>
+            <w:szCs w:val="16"/>
+            <w:u w:val="single"/>
+          </w:rPr>
+          <w:t xml:space="preserve">https://www.stantonchase.com/insights/blog/semiconductor-spotlight-market-dynamics-and-leadership-imperatives-in-southeast-asia</w:t>
+        </w:r>
+      </w:hyperlink>
+    </w:p>
+    <w:p>
+      <w:pPr>
+        <w:spacing w:after="20"/>
+        <w:ind w:left="240"/>
+      </w:pPr>
+      <w:r>
+        <w:rPr>
+          <w:rFonts w:ascii="Arial" w:cs="Arial" w:eastAsia="Arial" w:hAnsi="Arial"/>
+          <w:color w:val="595959"/>
+          <w:sz w:val="16"/>
+          <w:szCs w:val="16"/>
+        </w:rPr>
+        <w:t xml:space="preserve">• </w:t>
+      </w:r>
+      <w:r>
+        <w:rPr>
+          <w:rFonts w:ascii="Arial" w:cs="Arial" w:eastAsia="Arial" w:hAnsi="Arial"/>
+          <w:color w:val="595959"/>
+          <w:sz w:val="16"/>
+          <w:szCs w:val="16"/>
+        </w:rPr>
+        <w:t xml:space="preserve">Jobstreet – 印尼工程師月薪 IDR 5–8M：</w:t>
+      </w:r>
+      <w:hyperlink w:history="1" r:id="rIdc-ez8yv48jd7bxq7csbjm">
+        <w:r>
+          <w:rPr>
+            <w:rFonts w:ascii="Arial" w:cs="Arial" w:eastAsia="Arial" w:hAnsi="Arial"/>
+            <w:color w:val="1155CC"/>
+            <w:sz w:val="16"/>
+            <w:szCs w:val="16"/>
+            <w:u w:val="single"/>
+          </w:rPr>
+          <w:t xml:space="preserve">https://id.jobstreet.com/career-advice/role/engineer/salary</w:t>
+        </w:r>
+      </w:hyperlink>
+    </w:p>
+    <w:p>
+      <w:pPr>
+        <w:spacing w:after="20"/>
+        <w:ind w:left="240"/>
+      </w:pPr>
+      <w:r>
+        <w:rPr>
+          <w:rFonts w:ascii="Arial" w:cs="Arial" w:eastAsia="Arial" w:hAnsi="Arial"/>
+          <w:color w:val="595959"/>
+          <w:sz w:val="16"/>
+          <w:szCs w:val="16"/>
+        </w:rPr>
+        <w:t xml:space="preserve">• </w:t>
+      </w:r>
+      <w:r>
+        <w:rPr>
+          <w:rFonts w:ascii="Arial" w:cs="Arial" w:eastAsia="Arial" w:hAnsi="Arial"/>
+          <w:color w:val="595959"/>
+          <w:sz w:val="16"/>
+          <w:szCs w:val="16"/>
+        </w:rPr>
+        <w:t xml:space="preserve">Aniday – 印尼/菲律賓 IT 薪資基準 (2026)：</w:t>
+      </w:r>
+      <w:hyperlink w:history="1" r:id="rIdexary_zigjx2-e-0ewm1d">
+        <w:r>
+          <w:rPr>
+            <w:rFonts w:ascii="Arial" w:cs="Arial" w:eastAsia="Arial" w:hAnsi="Arial"/>
+            <w:color w:val="1155CC"/>
+            <w:sz w:val="16"/>
+            <w:szCs w:val="16"/>
+            <w:u w:val="single"/>
+          </w:rPr>
+          <w:t xml:space="preserve">https://aniday.com/en/blog/indonesia-salary-benchmarks-by-role-industry-and-city-3366</w:t>
+        </w:r>
+      </w:hyperlink>
+    </w:p>
+    <w:p>
+      <w:pPr>
+        <w:spacing w:after="20"/>
+        <w:ind w:left="240"/>
+      </w:pPr>
+      <w:r>
+        <w:rPr>
+          <w:rFonts w:ascii="Arial" w:cs="Arial" w:eastAsia="Arial" w:hAnsi="Arial"/>
+          <w:color w:val="595959"/>
+          <w:sz w:val="16"/>
+          <w:szCs w:val="16"/>
+        </w:rPr>
+        <w:t xml:space="preserve">• </w:t>
+      </w:r>
+      <w:r>
+        <w:rPr>
+          <w:rFonts w:ascii="Arial" w:cs="Arial" w:eastAsia="Arial" w:hAnsi="Arial"/>
+          <w:color w:val="595959"/>
+          <w:sz w:val="16"/>
+          <w:szCs w:val="16"/>
+        </w:rPr>
+        <w:t xml:space="preserve">SecondTalent – 菲律賓 IT 工程師月薪 PHP 35K–250K+：</w:t>
+      </w:r>
+      <w:hyperlink w:history="1" r:id="rIdczgczcqeqi1m8bjy-jqt2">
+        <w:r>
+          <w:rPr>
+            <w:rFonts w:ascii="Arial" w:cs="Arial" w:eastAsia="Arial" w:hAnsi="Arial"/>
+            <w:color w:val="1155CC"/>
+            <w:sz w:val="16"/>
+            <w:szCs w:val="16"/>
+            <w:u w:val="single"/>
+          </w:rPr>
+          <w:t xml:space="preserve">https://www.secondtalent.com/developer-rate-card/it-engineer-philippines/</w:t>
+        </w:r>
+      </w:hyperlink>
+    </w:p>
+    <w:p>
+      <w:pPr>
+        <w:spacing w:after="20"/>
+        <w:ind w:left="240"/>
+      </w:pPr>
+      <w:r>
+        <w:rPr>
+          <w:rFonts w:ascii="Arial" w:cs="Arial" w:eastAsia="Arial" w:hAnsi="Arial"/>
+          <w:color w:val="595959"/>
+          <w:sz w:val="16"/>
+          <w:szCs w:val="16"/>
+        </w:rPr>
+        <w:t xml:space="preserve">• </w:t>
+      </w:r>
+      <w:r>
+        <w:rPr>
+          <w:rFonts w:ascii="Arial" w:cs="Arial" w:eastAsia="Arial" w:hAnsi="Arial"/>
+          <w:color w:val="595959"/>
+          <w:sz w:val="16"/>
+          <w:szCs w:val="16"/>
+        </w:rPr>
+        <w:t xml:space="preserve">StashAway – 馬來西亞/ASEAN 調薪幅度比較 (Aon)：</w:t>
+      </w:r>
+      <w:hyperlink w:history="1" r:id="rIdcnymbagp6_rywz4r_mvab">
+        <w:r>
+          <w:rPr>
+            <w:rFonts w:ascii="Arial" w:cs="Arial" w:eastAsia="Arial" w:hAnsi="Arial"/>
+            <w:color w:val="1155CC"/>
+            <w:sz w:val="16"/>
+            <w:szCs w:val="16"/>
+            <w:u w:val="single"/>
+          </w:rPr>
+          <w:t xml:space="preserve">https://www.stashaway.my/r/average-salary-malaysia</w:t>
+        </w:r>
+      </w:hyperlink>
+    </w:p>
+    <w:p>
+      <w:pPr>
+        <w:spacing w:after="240" w:before="40"/>
+      </w:pPr>
+      <w:r>
+        <w:rPr>
+          <w:rFonts w:ascii="Arial" w:cs="Arial" w:eastAsia="Arial" w:hAnsi="Arial"/>
+          <w:i/>
+          <w:iCs/>
+          <w:color w:val="595959"/>
+          <w:sz w:val="16"/>
+          <w:szCs w:val="16"/>
+        </w:rPr>
+        <w:t xml:space="preserve">備註：</w:t>
+      </w:r>
+      <w:r>
+        <w:rPr>
+          <w:rFonts w:ascii="Arial" w:cs="Arial" w:eastAsia="Arial" w:hAnsi="Arial"/>
+          <w:i/>
+          <w:iCs/>
+          <w:color w:val="595959"/>
+          <w:sz w:val="16"/>
+          <w:szCs w:val="16"/>
+        </w:rPr>
+        <w:t xml:space="preserve">泰國工程師薪資標 (est.)。工程師薪資跨來源差異大，宜視為區間參考。</w:t>
       </w:r>
     </w:p>
     <w:p>
